--- a/pr-preview/pr-78/chapters/10-random-variability-tracked-changes.docx
+++ b/pr-preview/pr-78/chapters/10-random-variability-tracked-changes.docx
@@ -93,7 +93,7 @@
         <w:t xml:space="preserve">. It marks the transition from Part I (Causal inference without models) to Part II (Causal inference with models).</w:t>
       </w:r>
     </w:p>
-    <w:bookmarkStart w:id="13" w:name="Xd438110d073c20d249ed4609c2a4dd8d2136546"/>
+    <w:bookmarkStart w:id="16" w:name="Xd438110d073c20d249ed4609c2a4dd8d2136546"/>
     <w:p>
       <w:pPr>
         <w:pStyle w:val="Heading2"/>
@@ -143,7 +143,7 @@
         <w:t xml:space="preserve">: using finite data to approximate those causal effects.</w:t>
       </w:r>
     </w:p>
-    <w:bookmarkStart w:id="10" w:name="key-concepts-in-statistical-estimation"/>
+    <w:bookmarkStart w:id="11" w:name="key-concepts-in-statistical-estimation"/>
     <w:p>
       <w:pPr>
         <w:pStyle w:val="Heading3"/>
@@ -152,109 +152,168 @@
         <w:t xml:space="preserve">1.1 Key Concepts in Statistical Estimation</w:t>
       </w:r>
     </w:p>
-    <w:p>
-      <w:pPr>
-        <w:pStyle w:val="FirstParagraph"/>
-      </w:pPr>
-      <w:r>
-        <w:rPr>
-          <w:b/>
-          <w:bCs/>
-        </w:rPr>
-        <w:t xml:space="preserve">Estimand</w:t>
-      </w:r>
-      <w:r>
-        <w:t xml:space="preserve">: The population parameter of interest (e.g.,</w:t>
-      </w:r>
-      <w:r>
-        <w:t xml:space="preserve"> </w:t>
-      </w:r>
-      <m:oMath>
-        <m:r>
-          <m:rPr>
-            <m:sty m:val="p"/>
-          </m:rPr>
-          <m:t>Pr</m:t>
-        </m:r>
-        <m:r>
-          <m:rPr>
-            <m:sty m:val="p"/>
-          </m:rPr>
-          <m:t>[</m:t>
-        </m:r>
-        <m:r>
-          <m:t>Y</m:t>
-        </m:r>
-        <m:r>
-          <m:rPr>
-            <m:sty m:val="p"/>
-          </m:rPr>
-          <m:t>=</m:t>
-        </m:r>
-        <m:r>
-          <m:t>1</m:t>
-        </m:r>
-        <m:r>
-          <m:rPr>
-            <m:sty m:val="p"/>
-          </m:rPr>
-          <m:t>|</m:t>
-        </m:r>
-        <m:r>
-          <m:t>A</m:t>
-        </m:r>
-        <m:r>
-          <m:rPr>
-            <m:sty m:val="p"/>
-          </m:rPr>
-          <m:t>=</m:t>
-        </m:r>
-        <m:r>
-          <m:t>a</m:t>
-        </m:r>
-        <m:r>
-          <m:rPr>
-            <m:sty m:val="p"/>
-          </m:rPr>
-          <m:t>]</m:t>
-        </m:r>
-      </m:oMath>
-      <w:r>
-        <w:t xml:space="preserve"> </w:t>
-      </w:r>
-      <w:r>
-        <w:t xml:space="preserve">in the super-population).</w:t>
-      </w:r>
-    </w:p>
+    <w:tbl>
+      <w:tblPr>
+        <w:tblStyle w:val="Table"/>
+        <w:tblInd w:w="164" w:type="dxa"/>
+        <w:tblBorders>
+          <w:left w:val="single" w:sz="24" w:space="0" w:color="909090"/>
+        </w:tblBorders>
+        <w:tblCellMar>
+          <w:left w:w="0" w:type="dxa"/>
+          <w:right w:w="0" w:type="dxa"/>
+        </w:tblCellMar>
+        <w:tblLook w:firstRow="0" w:lastRow="0" w:firstColumn="0" w:lastColumn="0" w:noHBand="0" w:noVBand="0" w:val="0000"/>
+      </w:tblPr>
+      <w:tblGrid>
+        <w:gridCol w:w="7920"/>
+      </w:tblGrid>
+      <w:tr>
+        <w:trPr>
+          <w:cantSplit/>
+        </w:trPr>
+        <w:tc>
+          <w:tcPr>
+            <w:tcMar>
+              <w:left w:w="144" w:type="dxa"/>
+            </w:tcMar>
+          </w:tcPr>
+          <w:p>
+            <w:pPr>
+              <w:pStyle w:val="FirstParagraph"/>
+            </w:pPr>
+            <w:pPr>
+              <w:spacing w:before="16" w:after="64"/>
+            </w:pPr>
+          </w:p>
+          <w:bookmarkStart w:id="9" w:name="def-estimand-estimator-estimate"/>
+          <w:p>
+            <w:pPr>
+              <w:pStyle w:val="BodyText"/>
+            </w:pPr>
+            <w:r>
+              <w:rPr>
+                <w:b/>
+                <w:bCs/>
+              </w:rPr>
+              <w:t xml:space="preserve">Definition 1 (Estimand, Estimator, and Estimate)</w:t>
+            </w:r>
+            <w:r>
+              <w:t xml:space="preserve"> </w:t>
+            </w:r>
+            <w:r>
+              <w:rPr>
+                <w:b/>
+                <w:bCs/>
+              </w:rPr>
+              <w:t xml:space="preserve">Estimand</w:t>
+            </w:r>
+            <w:r>
+              <w:t xml:space="preserve">: The population parameter of interest (e.g.,</w:t>
+            </w:r>
+            <w:r>
+              <w:t xml:space="preserve"> </w:t>
+            </w:r>
+            <m:oMath>
+              <m:r>
+                <m:rPr>
+                  <m:sty m:val="p"/>
+                </m:rPr>
+                <m:t>Pr</m:t>
+              </m:r>
+              <m:r>
+                <m:rPr>
+                  <m:sty m:val="p"/>
+                </m:rPr>
+                <m:t>[</m:t>
+              </m:r>
+              <m:r>
+                <m:t>Y</m:t>
+              </m:r>
+              <m:r>
+                <m:rPr>
+                  <m:sty m:val="p"/>
+                </m:rPr>
+                <m:t>=</m:t>
+              </m:r>
+              <m:r>
+                <m:t>1</m:t>
+              </m:r>
+              <m:r>
+                <m:rPr>
+                  <m:sty m:val="p"/>
+                </m:rPr>
+                <m:t>|</m:t>
+              </m:r>
+              <m:r>
+                <m:t>A</m:t>
+              </m:r>
+              <m:r>
+                <m:rPr>
+                  <m:sty m:val="p"/>
+                </m:rPr>
+                <m:t>=</m:t>
+              </m:r>
+              <m:r>
+                <m:t>a</m:t>
+              </m:r>
+              <m:r>
+                <m:rPr>
+                  <m:sty m:val="p"/>
+                </m:rPr>
+                <m:t>]</m:t>
+              </m:r>
+            </m:oMath>
+            <w:r>
+              <w:t xml:space="preserve"> </w:t>
+            </w:r>
+            <w:r>
+              <w:t xml:space="preserve">in the super-population).</w:t>
+            </w:r>
+          </w:p>
+          <w:p>
+            <w:pPr>
+              <w:pStyle w:val="BodyText"/>
+            </w:pPr>
+            <w:r>
+              <w:rPr>
+                <w:b/>
+                <w:bCs/>
+              </w:rPr>
+              <w:t xml:space="preserve">Estimator</w:t>
+            </w:r>
+            <w:r>
+              <w:t xml:space="preserve">: A rule for computing the estimand from sample data.</w:t>
+            </w:r>
+          </w:p>
+          <w:p>
+            <w:pPr>
+              <w:pStyle w:val="BodyText"/>
+            </w:pPr>
+            <w:r>
+              <w:rPr>
+                <w:b/>
+                <w:bCs/>
+              </w:rPr>
+              <w:t xml:space="preserve">Estimate</w:t>
+            </w:r>
+            <w:r>
+              <w:t xml:space="preserve">: The numerical value obtained by applying the estimator to a particular sample (a point estimate).</w:t>
+            </w:r>
+          </w:p>
+          <w:bookmarkEnd w:id="9"/>
+        </w:tc>
+      </w:tr>
+    </w:tbl>
     <w:p>
       <w:pPr>
         <w:pStyle w:val="BodyText"/>
       </w:pPr>
-      <w:r>
-        <w:rPr>
-          <w:b/>
-          <w:bCs/>
-        </w:rPr>
-        <w:t xml:space="preserve">Estimator</w:t>
-      </w:r>
-      <w:r>
-        <w:t xml:space="preserve">: A rule for computing the estimand from sample data.</w:t>
-      </w:r>
-    </w:p>
-    <w:p>
-      <w:pPr>
-        <w:pStyle w:val="BodyText"/>
-      </w:pPr>
-      <w:r>
-        <w:rPr>
-          <w:b/>
-          <w:bCs/>
-        </w:rPr>
-        <w:t xml:space="preserve">Estimate</w:t>
-      </w:r>
-      <w:r>
-        <w:t xml:space="preserve">: The numerical value obtained by applying the estimator to a particular sample (a point estimate).</w:t>
-      </w:r>
+      <w:ins w:id="7" w:author="PR Preview" w:date="2024-01-01T00:00:00Z">
+        <w:r>
+          <w:t xml:space="preserve"> </w:t>
+        </w:r>
+      </w:ins>
     </w:p>
     <w:tbl>
       <w:tblPr>
@@ -290,7 +349,7 @@
               <w:spacing w:before="16" w:after="64"/>
             </w:pPr>
           </w:p>
-          <w:bookmarkStart w:id="9" w:name="exm-estimator"/>
+          <w:bookmarkStart w:id="10" w:name="exm-estimator"/>
           <w:p>
             <w:pPr>
               <w:pStyle w:val="BodyText"/>
@@ -546,7 +605,7 @@
               </m:r>
             </m:oMath>
           </w:p>
-          <w:bookmarkEnd w:id="9"/>
+          <w:bookmarkEnd w:id="10"/>
         </w:tc>
       </w:tr>
     </w:tbl>
@@ -669,8 +728,8 @@
         <w:t xml:space="preserve">“Use sample statistics with appropriate confidence intervals”</w:t>
       </w:r>
     </w:p>
-    <w:bookmarkEnd w:id="10"/>
-    <w:bookmarkStart w:id="11" w:name="consistency-of-estimators"/>
+    <w:bookmarkEnd w:id="11"/>
+    <w:bookmarkStart w:id="13" w:name="consistency-of-estimators"/>
     <w:p>
       <w:pPr>
         <w:pStyle w:val="Heading3"/>
@@ -679,163 +738,212 @@
         <w:t xml:space="preserve">1.2 Consistency of Estimators</w:t>
       </w:r>
     </w:p>
-    <w:p>
-      <w:pPr>
-        <w:pStyle w:val="FirstParagraph"/>
-      </w:pPr>
-      <w:r>
-        <w:t xml:space="preserve">An estimator is</w:t>
-      </w:r>
-      <w:r>
-        <w:t xml:space="preserve"> </w:t>
-      </w:r>
-      <w:r>
-        <w:rPr>
-          <w:b/>
-          <w:bCs/>
-        </w:rPr>
-        <w:t xml:space="preserve">consistent</w:t>
-      </w:r>
-      <w:r>
-        <w:t xml:space="preserve"> </w:t>
-      </w:r>
-      <w:r>
-        <w:t xml:space="preserve">if estimates get arbitrarily close to the true parameter as sample size increases.</w:t>
-      </w:r>
-    </w:p>
-    <w:p>
-      <w:pPr>
-        <w:pStyle w:val="BodyText"/>
-      </w:pPr>
-      <m:oMathPara>
-        <m:oMathParaPr>
-          <m:jc m:val="center"/>
-        </m:oMathParaPr>
-        <m:oMath>
-          <m:r>
-            <m:t>P</m:t>
-          </m:r>
-          <m:r>
-            <m:t>r</m:t>
-          </m:r>
-          <m:d>
-            <m:dPr>
-              <m:begChr m:val="["/>
-              <m:sepChr m:val=""/>
-              <m:endChr m:val="]"/>
-              <m:grow/>
-            </m:dPr>
-            <m:e>
-              <m:r>
-                <m:rPr>
-                  <m:sty m:val="p"/>
-                </m:rPr>
-                <m:t>|</m:t>
-              </m:r>
-              <m:sSub>
-                <m:e>
-                  <m:acc>
-                    <m:accPr>
-                      <m:chr m:val="̂"/>
-                    </m:accPr>
-                    <m:e>
-                      <m:r>
-                        <m:t>θ</m:t>
-                      </m:r>
-                    </m:e>
-                  </m:acc>
-                </m:e>
-                <m:sub>
-                  <m:r>
-                    <m:t>n</m:t>
-                  </m:r>
-                </m:sub>
-              </m:sSub>
-              <m:r>
-                <m:rPr>
-                  <m:sty m:val="p"/>
-                </m:rPr>
-                <m:t>−</m:t>
-              </m:r>
-              <m:r>
-                <m:t>θ</m:t>
-              </m:r>
-              <m:r>
-                <m:rPr>
-                  <m:sty m:val="p"/>
-                </m:rPr>
-                <m:t>|</m:t>
-              </m:r>
-              <m:r>
-                <m:rPr>
-                  <m:sty m:val="p"/>
-                </m:rPr>
-                <m:t>&gt;</m:t>
-              </m:r>
-              <m:r>
-                <m:t>ϵ</m:t>
-              </m:r>
-            </m:e>
-          </m:d>
-          <m:r>
-            <m:rPr>
-              <m:sty m:val="p"/>
-            </m:rPr>
-            <m:t>→</m:t>
-          </m:r>
-          <m:r>
-            <m:t>0</m:t>
-          </m:r>
-          <m:r>
-            <m:rPr>
-              <m:nor/>
-              <m:sty m:val="p"/>
-            </m:rPr>
-            <m:t> as </m:t>
-          </m:r>
-          <m:r>
-            <m:t>n</m:t>
-          </m:r>
-          <m:r>
-            <m:rPr>
-              <m:sty m:val="p"/>
-            </m:rPr>
-            <m:t>→</m:t>
-          </m:r>
-          <m:r>
-            <m:rPr>
-              <m:sty m:val="p"/>
-            </m:rPr>
-            <m:t>∞</m:t>
-          </m:r>
-          <m:r>
-            <m:rPr>
-              <m:sty m:val="p"/>
-            </m:rPr>
-            <m:t>,</m:t>
-          </m:r>
-          <m:r>
-            <m:rPr>
-              <m:nor/>
-              <m:sty m:val="p"/>
-            </m:rPr>
-            <m:t> for all </m:t>
-          </m:r>
-          <m:r>
-            <m:t>ϵ</m:t>
-          </m:r>
-          <m:r>
-            <m:rPr>
-              <m:sty m:val="p"/>
-            </m:rPr>
-            <m:t>&gt;</m:t>
-          </m:r>
-          <m:r>
-            <m:t>0</m:t>
-          </m:r>
-        </m:oMath>
-      </m:oMathPara>
-    </w:p>
+    <w:tbl>
+      <w:tblPr>
+        <w:tblStyle w:val="Table"/>
+        <w:tblInd w:w="164" w:type="dxa"/>
+        <w:tblBorders>
+          <w:left w:val="single" w:sz="24" w:space="0" w:color="909090"/>
+        </w:tblBorders>
+        <w:tblCellMar>
+          <w:left w:w="0" w:type="dxa"/>
+          <w:right w:w="0" w:type="dxa"/>
+        </w:tblCellMar>
+        <w:tblLook w:firstRow="0" w:lastRow="0" w:firstColumn="0" w:lastColumn="0" w:noHBand="0" w:noVBand="0" w:val="0000"/>
+      </w:tblPr>
+      <w:tblGrid>
+        <w:gridCol w:w="7920"/>
+      </w:tblGrid>
+      <w:tr>
+        <w:trPr>
+          <w:cantSplit/>
+        </w:trPr>
+        <w:tc>
+          <w:tcPr>
+            <w:tcMar>
+              <w:left w:w="144" w:type="dxa"/>
+            </w:tcMar>
+          </w:tcPr>
+          <w:p>
+            <w:pPr>
+              <w:pStyle w:val="FirstParagraph"/>
+            </w:pPr>
+            <w:pPr>
+              <w:spacing w:before="16" w:after="64"/>
+            </w:pPr>
+          </w:p>
+          <w:bookmarkStart w:id="12" w:name="def-consistent-estimator"/>
+          <w:p>
+            <w:pPr>
+              <w:pStyle w:val="BodyText"/>
+            </w:pPr>
+            <w:r>
+              <w:rPr>
+                <w:b/>
+                <w:bCs/>
+              </w:rPr>
+              <w:t xml:space="preserve">Definition 2 (Consistent Estimator)</w:t>
+            </w:r>
+            <w:r>
+              <w:t xml:space="preserve"> </w:t>
+            </w:r>
+            <w:r>
+              <w:t xml:space="preserve">An estimator is</w:t>
+            </w:r>
+            <w:r>
+              <w:t xml:space="preserve"> </w:t>
+            </w:r>
+            <w:r>
+              <w:rPr>
+                <w:b/>
+                <w:bCs/>
+              </w:rPr>
+              <w:t xml:space="preserve">consistent</w:t>
+            </w:r>
+            <w:r>
+              <w:t xml:space="preserve"> </w:t>
+            </w:r>
+            <w:r>
+              <w:t xml:space="preserve">if estimates get arbitrarily close to the true parameter as sample size increases.</w:t>
+            </w:r>
+          </w:p>
+          <w:p>
+            <w:pPr>
+              <w:pStyle w:val="BodyText"/>
+            </w:pPr>
+            <m:oMathPara>
+              <m:oMathParaPr>
+                <m:jc m:val="center"/>
+              </m:oMathParaPr>
+              <m:oMath>
+                <m:r>
+                  <m:t>P</m:t>
+                </m:r>
+                <m:r>
+                  <m:t>r</m:t>
+                </m:r>
+                <m:d>
+                  <m:dPr>
+                    <m:begChr m:val="["/>
+                    <m:sepChr m:val=""/>
+                    <m:endChr m:val="]"/>
+                    <m:grow/>
+                  </m:dPr>
+                  <m:e>
+                    <m:r>
+                      <m:rPr>
+                        <m:sty m:val="p"/>
+                      </m:rPr>
+                      <m:t>|</m:t>
+                    </m:r>
+                    <m:sSub>
+                      <m:e>
+                        <m:acc>
+                          <m:accPr>
+                            <m:chr m:val="̂"/>
+                          </m:accPr>
+                          <m:e>
+                            <m:r>
+                              <m:t>θ</m:t>
+                            </m:r>
+                          </m:e>
+                        </m:acc>
+                      </m:e>
+                      <m:sub>
+                        <m:r>
+                          <m:t>n</m:t>
+                        </m:r>
+                      </m:sub>
+                    </m:sSub>
+                    <m:r>
+                      <m:rPr>
+                        <m:sty m:val="p"/>
+                      </m:rPr>
+                      <m:t>−</m:t>
+                    </m:r>
+                    <m:r>
+                      <m:t>θ</m:t>
+                    </m:r>
+                    <m:r>
+                      <m:rPr>
+                        <m:sty m:val="p"/>
+                      </m:rPr>
+                      <m:t>|</m:t>
+                    </m:r>
+                    <m:r>
+                      <m:rPr>
+                        <m:sty m:val="p"/>
+                      </m:rPr>
+                      <m:t>&gt;</m:t>
+                    </m:r>
+                    <m:r>
+                      <m:t>ϵ</m:t>
+                    </m:r>
+                  </m:e>
+                </m:d>
+                <m:r>
+                  <m:rPr>
+                    <m:sty m:val="p"/>
+                  </m:rPr>
+                  <m:t>→</m:t>
+                </m:r>
+                <m:r>
+                  <m:t>0</m:t>
+                </m:r>
+                <m:r>
+                  <m:rPr>
+                    <m:nor/>
+                    <m:sty m:val="p"/>
+                  </m:rPr>
+                  <m:t> as </m:t>
+                </m:r>
+                <m:r>
+                  <m:t>n</m:t>
+                </m:r>
+                <m:r>
+                  <m:rPr>
+                    <m:sty m:val="p"/>
+                  </m:rPr>
+                  <m:t>→</m:t>
+                </m:r>
+                <m:r>
+                  <m:rPr>
+                    <m:sty m:val="p"/>
+                  </m:rPr>
+                  <m:t>∞</m:t>
+                </m:r>
+                <m:r>
+                  <m:rPr>
+                    <m:sty m:val="p"/>
+                  </m:rPr>
+                  <m:t>,</m:t>
+                </m:r>
+                <m:r>
+                  <m:rPr>
+                    <m:nor/>
+                    <m:sty m:val="p"/>
+                  </m:rPr>
+                  <m:t> for all </m:t>
+                </m:r>
+                <m:r>
+                  <m:t>ϵ</m:t>
+                </m:r>
+                <m:r>
+                  <m:rPr>
+                    <m:sty m:val="p"/>
+                  </m:rPr>
+                  <m:t>&gt;</m:t>
+                </m:r>
+                <m:r>
+                  <m:t>0</m:t>
+                </m:r>
+              </m:oMath>
+            </m:oMathPara>
+          </w:p>
+          <w:bookmarkEnd w:id="12"/>
+        </w:tc>
+      </w:tr>
+    </w:tbl>
     <w:p>
       <w:pPr>
         <w:pStyle w:val="FirstParagraph"/>
@@ -966,8 +1074,8 @@
         <w:t xml:space="preserve">.</w:t>
       </w:r>
     </w:p>
-    <w:bookmarkEnd w:id="11"/>
-    <w:bookmarkStart w:id="12" w:name="confidence-intervals"/>
+    <w:bookmarkEnd w:id="13"/>
+    <w:bookmarkStart w:id="15" w:name="confidence-intervals"/>
     <w:p>
       <w:pPr>
         <w:pStyle w:val="Heading3"/>
@@ -976,30 +1084,79 @@
         <w:t xml:space="preserve">1.3 Confidence Intervals</w:t>
       </w:r>
     </w:p>
-    <w:p>
-      <w:pPr>
-        <w:pStyle w:val="FirstParagraph"/>
-      </w:pPr>
-      <w:r>
-        <w:t xml:space="preserve">A</w:t>
-      </w:r>
-      <w:r>
-        <w:t xml:space="preserve"> </w:t>
-      </w:r>
-      <w:r>
-        <w:rPr>
-          <w:b/>
-          <w:bCs/>
-        </w:rPr>
-        <w:t xml:space="preserve">95% confidence interval</w:t>
-      </w:r>
-      <w:r>
-        <w:t xml:space="preserve"> </w:t>
-      </w:r>
-      <w:r>
-        <w:t xml:space="preserve">quantifies uncertainty due to random sampling.</w:t>
-      </w:r>
-    </w:p>
+    <w:tbl>
+      <w:tblPr>
+        <w:tblStyle w:val="Table"/>
+        <w:tblInd w:w="164" w:type="dxa"/>
+        <w:tblBorders>
+          <w:left w:val="single" w:sz="24" w:space="0" w:color="909090"/>
+        </w:tblBorders>
+        <w:tblCellMar>
+          <w:left w:w="0" w:type="dxa"/>
+          <w:right w:w="0" w:type="dxa"/>
+        </w:tblCellMar>
+        <w:tblLook w:firstRow="0" w:lastRow="0" w:firstColumn="0" w:lastColumn="0" w:noHBand="0" w:noVBand="0" w:val="0000"/>
+      </w:tblPr>
+      <w:tblGrid>
+        <w:gridCol w:w="7920"/>
+      </w:tblGrid>
+      <w:tr>
+        <w:trPr>
+          <w:cantSplit/>
+        </w:trPr>
+        <w:tc>
+          <w:tcPr>
+            <w:tcMar>
+              <w:left w:w="144" w:type="dxa"/>
+            </w:tcMar>
+          </w:tcPr>
+          <w:p>
+            <w:pPr>
+              <w:pStyle w:val="FirstParagraph"/>
+            </w:pPr>
+            <w:pPr>
+              <w:spacing w:before="16" w:after="64"/>
+            </w:pPr>
+          </w:p>
+          <w:bookmarkStart w:id="14" w:name="def-confidence-interval"/>
+          <w:p>
+            <w:pPr>
+              <w:pStyle w:val="BodyText"/>
+            </w:pPr>
+            <w:r>
+              <w:rPr>
+                <w:b/>
+                <w:bCs/>
+              </w:rPr>
+              <w:t xml:space="preserve">Definition 3 (Confidence Interval)</w:t>
+            </w:r>
+            <w:r>
+              <w:t xml:space="preserve"> </w:t>
+            </w:r>
+            <w:r>
+              <w:t xml:space="preserve">A</w:t>
+            </w:r>
+            <w:r>
+              <w:t xml:space="preserve"> </w:t>
+            </w:r>
+            <w:r>
+              <w:rPr>
+                <w:b/>
+                <w:bCs/>
+              </w:rPr>
+              <w:t xml:space="preserve">95% confidence interval</w:t>
+            </w:r>
+            <w:r>
+              <w:t xml:space="preserve"> </w:t>
+            </w:r>
+            <w:r>
+              <w:t xml:space="preserve">quantifies uncertainty due to random sampling.</w:t>
+            </w:r>
+          </w:p>
+          <w:bookmarkEnd w:id="14"/>
+        </w:tc>
+      </w:tr>
+    </w:tbl>
     <w:p>
       <w:pPr>
         <w:pStyle w:val="BodyText"/>
@@ -1622,9 +1779,9 @@
         <w:t xml:space="preserve">: guaranteed to be valid only in large samples.</w:t>
       </w:r>
     </w:p>
-    <w:bookmarkEnd w:id="12"/>
-    <w:bookmarkEnd w:id="13"/>
-    <w:bookmarkStart w:id="17" w:name="estimation-of-causal-effects-pp.-134-136"/>
+    <w:bookmarkEnd w:id="15"/>
+    <w:bookmarkEnd w:id="16"/>
+    <w:bookmarkStart w:id="20" w:name="estimation-of-causal-effects-pp.-134-136"/>
     <w:p>
       <w:pPr>
         <w:pStyle w:val="Heading2"/>
@@ -1648,7 +1805,7 @@
         <w:t xml:space="preserve">In randomized experiments with random sampling, standard statistical methods can be used to estimate causal effects and compute confidence intervals.</w:t>
       </w:r>
     </w:p>
-    <w:bookmarkStart w:id="14" w:name="setting"/>
+    <w:bookmarkStart w:id="17" w:name="setting"/>
     <w:p>
       <w:pPr>
         <w:pStyle w:val="Heading3"/>
@@ -1811,8 +1968,8 @@
         </m:r>
       </m:oMath>
     </w:p>
-    <w:bookmarkEnd w:id="14"/>
-    <w:bookmarkStart w:id="15" w:name="causal-inference"/>
+    <w:bookmarkEnd w:id="17"/>
+    <w:bookmarkStart w:id="18" w:name="causal-inference"/>
     <w:p>
       <w:pPr>
         <w:pStyle w:val="Heading3"/>
@@ -2471,8 +2628,8 @@
         <w:t xml:space="preserve">: We typically assume a super-population exists and use standard statistical methods.</w:t>
       </w:r>
     </w:p>
-    <w:bookmarkEnd w:id="15"/>
-    <w:bookmarkStart w:id="16" w:name="observational-studies"/>
+    <w:bookmarkEnd w:id="18"/>
+    <w:bookmarkStart w:id="19" w:name="observational-studies"/>
     <w:p>
       <w:pPr>
         <w:pStyle w:val="Heading3"/>
@@ -2586,9 +2743,9 @@
         <w:t xml:space="preserve">Both require handling random variability through confidence intervals.</w:t>
       </w:r>
     </w:p>
-    <w:bookmarkEnd w:id="16"/>
-    <w:bookmarkEnd w:id="17"/>
-    <w:bookmarkStart w:id="21" w:name="Xb6f9f8caf4f9e85d129c9a830a95ae6fb34f129"/>
+    <w:bookmarkEnd w:id="19"/>
+    <w:bookmarkEnd w:id="20"/>
+    <w:bookmarkStart w:id="24" w:name="Xb6f9f8caf4f9e85d129c9a830a95ae6fb34f129"/>
     <w:p>
       <w:pPr>
         <w:pStyle w:val="Heading2"/>
@@ -2624,7 +2781,7 @@
         <w:t xml:space="preserve">is a useful fiction that allows us to apply statistical methods, but it raises important questions about the sources of randomness.</w:t>
       </w:r>
     </w:p>
-    <w:bookmarkStart w:id="18" w:name="two-sources-of-randomness"/>
+    <w:bookmarkStart w:id="21" w:name="two-sources-of-randomness"/>
     <w:p>
       <w:pPr>
         <w:pStyle w:val="Heading3"/>
@@ -2671,8 +2828,8 @@
         <w:t xml:space="preserve">: Intrinsic randomness in outcomes even with fixed treatment and covariates</w:t>
       </w:r>
     </w:p>
-    <w:bookmarkEnd w:id="18"/>
-    <w:bookmarkStart w:id="19" w:name="X36cb3af2cbe119e3e05e1a50b2381ac93ff12e0"/>
+    <w:bookmarkEnd w:id="21"/>
+    <w:bookmarkStart w:id="22" w:name="X36cb3af2cbe119e3e05e1a50b2381ac93ff12e0"/>
     <w:p>
       <w:pPr>
         <w:pStyle w:val="Heading3"/>
@@ -3075,8 +3232,8 @@
         <w:t xml:space="preserve">Some authors prefer inference based solely on the randomization of treatment within the observed sample, without invoking a super-population. This approach has different technical requirements.</w:t>
       </w:r>
     </w:p>
-    <w:bookmarkEnd w:id="19"/>
-    <w:bookmarkStart w:id="20" w:name="practical-implications"/>
+    <w:bookmarkEnd w:id="22"/>
+    <w:bookmarkStart w:id="23" w:name="practical-implications"/>
     <w:p>
       <w:pPr>
         <w:pStyle w:val="Heading3"/>
@@ -3137,9 +3294,9 @@
         <w:t xml:space="preserve">This practice is justified by the convenience and familiarity of standard methods, though it requires careful interpretation.</w:t>
       </w:r>
     </w:p>
-    <w:bookmarkEnd w:id="20"/>
-    <w:bookmarkEnd w:id="21"/>
-    <w:bookmarkStart w:id="24" w:name="the-conditionality-principle-pp.-139-140"/>
+    <w:bookmarkEnd w:id="23"/>
+    <w:bookmarkEnd w:id="24"/>
+    <w:bookmarkStart w:id="28" w:name="the-conditionality-principle-pp.-139-140"/>
     <w:p>
       <w:pPr>
         <w:pStyle w:val="Heading2"/>
@@ -3163,7 +3320,7 @@
         <w:t xml:space="preserve">When should we condition on variables when computing causal effects and their standard errors?</w:t>
       </w:r>
     </w:p>
-    <w:bookmarkStart w:id="22" w:name="the-principle"/>
+    <w:bookmarkStart w:id="26" w:name="the-principle"/>
     <w:p>
       <w:pPr>
         <w:pStyle w:val="Heading3"/>
@@ -3172,79 +3329,128 @@
         <w:t xml:space="preserve">4.1 The Principle</w:t>
       </w:r>
     </w:p>
-    <w:p>
-      <w:pPr>
-        <w:pStyle w:val="FirstParagraph"/>
-      </w:pPr>
-      <w:r>
-        <w:rPr>
-          <w:b/>
-          <w:bCs/>
-        </w:rPr>
-        <w:t xml:space="preserve">Conditionality principle</w:t>
-      </w:r>
-      <w:r>
-        <w:t xml:space="preserve">: If a variable</w:t>
-      </w:r>
-      <w:r>
-        <w:t xml:space="preserve"> </w:t>
-      </w:r>
-      <m:oMath>
-        <m:r>
-          <m:t>L</m:t>
-        </m:r>
-      </m:oMath>
-      <w:r>
-        <w:t xml:space="preserve"> </w:t>
-      </w:r>
-      <w:r>
-        <w:t xml:space="preserve">is independent of treatment</w:t>
-      </w:r>
-      <w:r>
-        <w:t xml:space="preserve"> </w:t>
-      </w:r>
-      <m:oMath>
-        <m:r>
-          <m:t>A</m:t>
-        </m:r>
-      </m:oMath>
-      <w:r>
-        <w:t xml:space="preserve"> </w:t>
-      </w:r>
-      <w:r>
-        <w:t xml:space="preserve">and outcome</w:t>
-      </w:r>
-      <w:r>
-        <w:t xml:space="preserve"> </w:t>
-      </w:r>
-      <m:oMath>
-        <m:r>
-          <m:t>Y</m:t>
-        </m:r>
-      </m:oMath>
-      <w:r>
-        <w:t xml:space="preserve"> </w:t>
-      </w:r>
-      <w:r>
-        <w:t xml:space="preserve">under the intervention, we may condition on</w:t>
-      </w:r>
-      <w:r>
-        <w:t xml:space="preserve"> </w:t>
-      </w:r>
-      <m:oMath>
-        <m:r>
-          <m:t>L</m:t>
-        </m:r>
-      </m:oMath>
-      <w:r>
-        <w:t xml:space="preserve"> </w:t>
-      </w:r>
-      <w:r>
-        <w:t xml:space="preserve">when computing estimates and standard errors without affecting validity.</w:t>
-      </w:r>
-    </w:p>
-    <w:bookmarkEnd w:id="22"/>
-    <w:bookmarkStart w:id="23" w:name="applications"/>
+    <w:tbl>
+      <w:tblPr>
+        <w:tblStyle w:val="Table"/>
+        <w:tblInd w:w="164" w:type="dxa"/>
+        <w:tblBorders>
+          <w:left w:val="single" w:sz="24" w:space="0" w:color="909090"/>
+        </w:tblBorders>
+        <w:tblCellMar>
+          <w:left w:w="0" w:type="dxa"/>
+          <w:right w:w="0" w:type="dxa"/>
+        </w:tblCellMar>
+        <w:tblLook w:firstRow="0" w:lastRow="0" w:firstColumn="0" w:lastColumn="0" w:noHBand="0" w:noVBand="0" w:val="0000"/>
+      </w:tblPr>
+      <w:tblGrid>
+        <w:gridCol w:w="7920"/>
+      </w:tblGrid>
+      <w:tr>
+        <w:trPr>
+          <w:cantSplit/>
+        </w:trPr>
+        <w:tc>
+          <w:tcPr>
+            <w:tcMar>
+              <w:left w:w="144" w:type="dxa"/>
+            </w:tcMar>
+          </w:tcPr>
+          <w:p>
+            <w:pPr>
+              <w:pStyle w:val="FirstParagraph"/>
+            </w:pPr>
+            <w:pPr>
+              <w:spacing w:before="16" w:after="64"/>
+            </w:pPr>
+          </w:p>
+          <w:bookmarkStart w:id="25" w:name="def-conditionality-principle"/>
+          <w:p>
+            <w:pPr>
+              <w:pStyle w:val="BodyText"/>
+            </w:pPr>
+            <w:r>
+              <w:rPr>
+                <w:b/>
+                <w:bCs/>
+              </w:rPr>
+              <w:t xml:space="preserve">Definition 4 (Conditionality Principle)</w:t>
+            </w:r>
+            <w:r>
+              <w:t xml:space="preserve"> </w:t>
+            </w:r>
+            <w:r>
+              <w:rPr>
+                <w:b/>
+                <w:bCs/>
+              </w:rPr>
+              <w:t xml:space="preserve">Conditionality principle</w:t>
+            </w:r>
+            <w:r>
+              <w:t xml:space="preserve">: If a variable</w:t>
+            </w:r>
+            <w:r>
+              <w:t xml:space="preserve"> </w:t>
+            </w:r>
+            <m:oMath>
+              <m:r>
+                <m:t>L</m:t>
+              </m:r>
+            </m:oMath>
+            <w:r>
+              <w:t xml:space="preserve"> </w:t>
+            </w:r>
+            <w:r>
+              <w:t xml:space="preserve">is independent of treatment</w:t>
+            </w:r>
+            <w:r>
+              <w:t xml:space="preserve"> </w:t>
+            </w:r>
+            <m:oMath>
+              <m:r>
+                <m:t>A</m:t>
+              </m:r>
+            </m:oMath>
+            <w:r>
+              <w:t xml:space="preserve"> </w:t>
+            </w:r>
+            <w:r>
+              <w:t xml:space="preserve">and outcome</w:t>
+            </w:r>
+            <w:r>
+              <w:t xml:space="preserve"> </w:t>
+            </w:r>
+            <m:oMath>
+              <m:r>
+                <m:t>Y</m:t>
+              </m:r>
+            </m:oMath>
+            <w:r>
+              <w:t xml:space="preserve"> </w:t>
+            </w:r>
+            <w:r>
+              <w:t xml:space="preserve">under the intervention, we may condition on</w:t>
+            </w:r>
+            <w:r>
+              <w:t xml:space="preserve"> </w:t>
+            </w:r>
+            <m:oMath>
+              <m:r>
+                <m:t>L</m:t>
+              </m:r>
+            </m:oMath>
+            <w:r>
+              <w:t xml:space="preserve"> </w:t>
+            </w:r>
+            <w:r>
+              <w:t xml:space="preserve">when computing estimates and standard errors without affecting validity.</w:t>
+            </w:r>
+          </w:p>
+          <w:bookmarkEnd w:id="25"/>
+        </w:tc>
+      </w:tr>
+    </w:tbl>
+    <w:bookmarkEnd w:id="26"/>
+    <w:bookmarkStart w:id="27" w:name="applications"/>
     <w:p>
       <w:pPr>
         <w:pStyle w:val="Heading3"/>
@@ -3685,9 +3891,9 @@
         <w:t xml:space="preserve">In randomized trials, pre-specify baseline covariates to adjust for. This improves efficiency without cherry-picking.</w:t>
       </w:r>
     </w:p>
-    <w:bookmarkEnd w:id="23"/>
-    <w:bookmarkEnd w:id="24"/>
-    <w:bookmarkStart w:id="28" w:name="the-curse-of-dimensionality-pp.-140-142"/>
+    <w:bookmarkEnd w:id="27"/>
+    <w:bookmarkEnd w:id="28"/>
+    <w:bookmarkStart w:id="33" w:name="the-curse-of-dimensionality-pp.-140-142"/>
     <w:p>
       <w:pPr>
         <w:pStyle w:val="Heading2"/>
@@ -3703,28 +3909,77 @@
         </w:pict>
       </w:r>
     </w:p>
-    <w:p>
-      <w:pPr>
-        <w:pStyle w:val="FirstParagraph"/>
-      </w:pPr>
-      <w:r>
-        <w:t xml:space="preserve">As the number of confounders or effect modifiers increases, nonparametric estimation becomes increasingly difficult. This is the</w:t>
-      </w:r>
-      <w:r>
-        <w:t xml:space="preserve"> </w:t>
-      </w:r>
-      <w:r>
-        <w:rPr>
-          <w:b/>
-          <w:bCs/>
-        </w:rPr>
-        <w:t xml:space="preserve">curse of dimensionality</w:t>
-      </w:r>
-      <w:r>
-        <w:t xml:space="preserve">.</w:t>
-      </w:r>
-    </w:p>
-    <w:bookmarkStart w:id="25" w:name="the-problem"/>
+    <w:tbl>
+      <w:tblPr>
+        <w:tblStyle w:val="Table"/>
+        <w:tblInd w:w="164" w:type="dxa"/>
+        <w:tblBorders>
+          <w:left w:val="single" w:sz="24" w:space="0" w:color="909090"/>
+        </w:tblBorders>
+        <w:tblCellMar>
+          <w:left w:w="0" w:type="dxa"/>
+          <w:right w:w="0" w:type="dxa"/>
+        </w:tblCellMar>
+        <w:tblLook w:firstRow="0" w:lastRow="0" w:firstColumn="0" w:lastColumn="0" w:noHBand="0" w:noVBand="0" w:val="0000"/>
+      </w:tblPr>
+      <w:tblGrid>
+        <w:gridCol w:w="7920"/>
+      </w:tblGrid>
+      <w:tr>
+        <w:trPr>
+          <w:cantSplit/>
+        </w:trPr>
+        <w:tc>
+          <w:tcPr>
+            <w:tcMar>
+              <w:left w:w="144" w:type="dxa"/>
+            </w:tcMar>
+          </w:tcPr>
+          <w:p>
+            <w:pPr>
+              <w:pStyle w:val="FirstParagraph"/>
+            </w:pPr>
+            <w:pPr>
+              <w:spacing w:before="16" w:after="64"/>
+            </w:pPr>
+          </w:p>
+          <w:bookmarkStart w:id="29" w:name="def-curse-of-dimensionality"/>
+          <w:p>
+            <w:pPr>
+              <w:pStyle w:val="BodyText"/>
+            </w:pPr>
+            <w:r>
+              <w:rPr>
+                <w:b/>
+                <w:bCs/>
+              </w:rPr>
+              <w:t xml:space="preserve">Definition 5 (Curse of Dimensionality)</w:t>
+            </w:r>
+            <w:r>
+              <w:t xml:space="preserve"> </w:t>
+            </w:r>
+            <w:r>
+              <w:t xml:space="preserve">As the number of confounders or effect modifiers increases, nonparametric estimation becomes increasingly difficult. This is the</w:t>
+            </w:r>
+            <w:r>
+              <w:t xml:space="preserve"> </w:t>
+            </w:r>
+            <w:r>
+              <w:rPr>
+                <w:b/>
+                <w:bCs/>
+              </w:rPr>
+              <w:t xml:space="preserve">curse of dimensionality</w:t>
+            </w:r>
+            <w:r>
+              <w:t xml:space="preserve">.</w:t>
+            </w:r>
+          </w:p>
+          <w:bookmarkEnd w:id="29"/>
+        </w:tc>
+      </w:tr>
+    </w:tbl>
+    <w:bookmarkStart w:id="30" w:name="the-problem"/>
     <w:p>
       <w:pPr>
         <w:pStyle w:val="Heading3"/>
@@ -3875,8 +4130,8 @@
         <w:t xml:space="preserve">: Cannot stratify on so many variables simultaneously</w:t>
       </w:r>
     </w:p>
-    <w:bookmarkEnd w:id="25"/>
-    <w:bookmarkStart w:id="26" w:name="the-solution-parametric-models"/>
+    <w:bookmarkEnd w:id="30"/>
+    <w:bookmarkStart w:id="31" w:name="the-solution-parametric-models"/>
     <w:p>
       <w:pPr>
         <w:pStyle w:val="Heading3"/>
@@ -4601,8 +4856,8 @@
         <w:t xml:space="preserve">Matching: Need to find matches for all covariate patterns</w:t>
       </w:r>
     </w:p>
-    <w:bookmarkEnd w:id="26"/>
-    <w:bookmarkStart w:id="27" w:name="why-this-matters-for-part-ii"/>
+    <w:bookmarkEnd w:id="31"/>
+    <w:bookmarkStart w:id="32" w:name="why-this-matters-for-part-ii"/>
     <w:p>
       <w:pPr>
         <w:pStyle w:val="Heading3"/>
@@ -4663,9 +4918,9 @@
         <w:t xml:space="preserve">Understanding the curse of dimensionality motivates the need for these modeling approaches.</w:t>
       </w:r>
     </w:p>
-    <w:bookmarkEnd w:id="27"/>
-    <w:bookmarkEnd w:id="28"/>
-    <w:bookmarkStart w:id="29" w:name="summary"/>
+    <w:bookmarkEnd w:id="32"/>
+    <w:bookmarkEnd w:id="33"/>
+    <w:bookmarkStart w:id="34" w:name="summary"/>
     <w:p>
       <w:pPr>
         <w:pStyle w:val="Heading2"/>
@@ -5230,8 +5485,8 @@
         <w:t xml:space="preserve">In practice, we almost always need models. The question is not whether to make assumptions, but which assumptions to make and how to assess their plausibility.</w:t>
       </w:r>
     </w:p>
-    <w:bookmarkEnd w:id="29"/>
-    <w:bookmarkStart w:id="33" w:name="references"/>
+    <w:bookmarkEnd w:id="34"/>
+    <w:bookmarkStart w:id="38" w:name="references"/>
     <w:p>
       <w:pPr>
         <w:pStyle w:val="Heading2"/>
@@ -5247,8 +5502,8 @@
         </w:pict>
       </w:r>
     </w:p>
-    <w:bookmarkStart w:id="32" w:name="refs"/>
-    <w:bookmarkStart w:id="31" w:name="ref-hernan2020causal"/>
+    <w:bookmarkStart w:id="37" w:name="refs"/>
+    <w:bookmarkStart w:id="36" w:name="ref-hernan2020causal"/>
     <w:p>
       <w:pPr>
         <w:pStyle w:val="Bibliography"/>
@@ -5272,7 +5527,7 @@
       <w:r>
         <w:t xml:space="preserve"> </w:t>
       </w:r>
-      <w:hyperlink r:id="rId30">
+      <w:hyperlink r:id="rId35">
         <w:r>
           <w:rPr>
             <w:rStyle w:val="Hyperlink"/>
@@ -5284,9 +5539,9 @@
         <w:t xml:space="preserve">.</w:t>
       </w:r>
     </w:p>
-    <w:bookmarkEnd w:id="31"/>
-    <w:bookmarkEnd w:id="32"/>
-    <w:bookmarkEnd w:id="33"/>
+    <w:bookmarkEnd w:id="36"/>
+    <w:bookmarkEnd w:id="37"/>
+    <w:bookmarkEnd w:id="38"/>
     <w:sectPr>
       <w:footnotePr>
         <w:numRestart w:val="eachSect"/>

--- a/pr-preview/pr-78/chapters/10-random-variability-tracked-changes.docx
+++ b/pr-preview/pr-78/chapters/10-random-variability-tracked-changes.docx
@@ -93,7 +93,7 @@
         <w:t xml:space="preserve">. It marks the transition from Part I (Causal inference without models) to Part II (Causal inference with models).</w:t>
       </w:r>
     </w:p>
-    <w:bookmarkStart w:id="16" w:name="Xd438110d073c20d249ed4609c2a4dd8d2136546"/>
+    <w:bookmarkStart w:id="19" w:name="Xd438110d073c20d249ed4609c2a4dd8d2136546"/>
     <w:p>
       <w:pPr>
         <w:pStyle w:val="Heading2"/>
@@ -113,37 +113,92 @@
       <w:pPr>
         <w:pStyle w:val="FirstParagraph"/>
       </w:pPr>
-      <w:r>
-        <w:t xml:space="preserve">Up to now, we have focused on</w:t>
-      </w:r>
-      <w:r>
-        <w:t xml:space="preserve"> </w:t>
-      </w:r>
-      <w:r>
-        <w:rPr>
-          <w:b/>
-          <w:bCs/>
-        </w:rPr>
-        <w:t xml:space="preserve">identification</w:t>
-      </w:r>
-      <w:r>
-        <w:t xml:space="preserve">: determining whether causal effects can be computed from observed data under certain assumptions. Now we turn to</w:t>
-      </w:r>
-      <w:r>
-        <w:t xml:space="preserve"> </w:t>
-      </w:r>
-      <w:r>
-        <w:rPr>
-          <w:b/>
-          <w:bCs/>
-        </w:rPr>
-        <w:t xml:space="preserve">estimation</w:t>
-      </w:r>
-      <w:r>
-        <w:t xml:space="preserve">: using finite data to approximate those causal effects.</w:t>
-      </w:r>
-    </w:p>
-    <w:bookmarkStart w:id="11" w:name="key-concepts-in-statistical-estimation"/>
+      <w:ins w:id="5" w:author="PR Preview" w:date="2024-01-01T00:00:00Z">
+        <w:r>
+          <w:t xml:space="preserve">Up to now, we have focused on identification. Now we turn to estimation.</w:t>
+        </w:r>
+      </w:ins>
+    </w:p>
+    <w:tbl>
+      <w:tblPr>
+        <w:tblStyle w:val="Table"/>
+        <w:tblInd w:w="164" w:type="dxa"/>
+        <w:tblBorders>
+          <w:left w:val="single" w:sz="24" w:space="0" w:color="909090"/>
+        </w:tblBorders>
+        <w:tblCellMar>
+          <w:left w:w="0" w:type="dxa"/>
+          <w:right w:w="0" w:type="dxa"/>
+        </w:tblCellMar>
+        <w:tblLook w:firstRow="0" w:lastRow="0" w:firstColumn="0" w:lastColumn="0" w:noHBand="0" w:noVBand="0" w:val="0000"/>
+      </w:tblPr>
+      <w:tblGrid>
+        <w:gridCol w:w="7920"/>
+      </w:tblGrid>
+      <w:tr>
+        <w:trPr>
+          <w:cantSplit/>
+        </w:trPr>
+        <w:tc>
+          <w:tcPr>
+            <w:tcMar>
+              <w:left w:w="144" w:type="dxa"/>
+            </w:tcMar>
+          </w:tcPr>
+          <w:p>
+            <w:pPr>
+              <w:pStyle w:val="BodyText"/>
+            </w:pPr>
+            <w:pPr>
+              <w:spacing w:before="16" w:after="64"/>
+            </w:pPr>
+          </w:p>
+          <w:bookmarkStart w:id="9" w:name="def-identification-vs-estimation"/>
+          <w:p>
+            <w:pPr>
+              <w:pStyle w:val="BodyText"/>
+            </w:pPr>
+            <w:r>
+              <w:rPr>
+                <w:b/>
+                <w:bCs/>
+              </w:rPr>
+              <w:t xml:space="preserve">Definition 1 (Identification and Estimation)</w:t>
+            </w:r>
+            <w:r>
+              <w:t xml:space="preserve"> </w:t>
+            </w:r>
+            <w:r>
+              <w:rPr>
+                <w:b/>
+                <w:bCs/>
+              </w:rPr>
+              <w:t xml:space="preserve">Identification</w:t>
+            </w:r>
+            <w:r>
+              <w:t xml:space="preserve">: determining whether causal effects can be computed from observed data under certain assumptions.</w:t>
+            </w:r>
+          </w:p>
+          <w:p>
+            <w:pPr>
+              <w:pStyle w:val="BodyText"/>
+            </w:pPr>
+            <w:r>
+              <w:rPr>
+                <w:b/>
+                <w:bCs/>
+              </w:rPr>
+              <w:t xml:space="preserve">Estimation</w:t>
+            </w:r>
+            <w:r>
+              <w:t xml:space="preserve">: using finite data to approximate those causal effects.</w:t>
+            </w:r>
+          </w:p>
+          <w:bookmarkEnd w:id="9"/>
+        </w:tc>
+      </w:tr>
+    </w:tbl>
+    <w:bookmarkStart w:id="12" w:name="key-concepts-in-statistical-estimation"/>
     <w:p>
       <w:pPr>
         <w:pStyle w:val="Heading3"/>
@@ -186,7 +241,7 @@
               <w:spacing w:before="16" w:after="64"/>
             </w:pPr>
           </w:p>
-          <w:bookmarkStart w:id="9" w:name="def-estimand-estimator-estimate"/>
+          <w:bookmarkStart w:id="10" w:name="def-estimand-estimator-estimate"/>
           <w:p>
             <w:pPr>
               <w:pStyle w:val="BodyText"/>
@@ -196,7 +251,7 @@
                 <w:b/>
                 <w:bCs/>
               </w:rPr>
-              <w:t xml:space="preserve">Definition 1 (Estimand, Estimator, and Estimate)</w:t>
+              <w:t xml:space="preserve">Definition 2 (Estimand, Estimator, and Estimate)</w:t>
             </w:r>
             <w:r>
               <w:t xml:space="preserve"> </w:t>
@@ -301,7 +356,7 @@
               <w:t xml:space="preserve">: The numerical value obtained by applying the estimator to a particular sample (a point estimate).</w:t>
             </w:r>
           </w:p>
-          <w:bookmarkEnd w:id="9"/>
+          <w:bookmarkEnd w:id="10"/>
         </w:tc>
       </w:tr>
     </w:tbl>
@@ -349,7 +404,7 @@
               <w:spacing w:before="16" w:after="64"/>
             </w:pPr>
           </w:p>
-          <w:bookmarkStart w:id="10" w:name="exm-estimator"/>
+          <w:bookmarkStart w:id="11" w:name="exm-estimator"/>
           <w:p>
             <w:pPr>
               <w:pStyle w:val="BodyText"/>
@@ -605,7 +660,7 @@
               </m:r>
             </m:oMath>
           </w:p>
-          <w:bookmarkEnd w:id="10"/>
+          <w:bookmarkEnd w:id="11"/>
         </w:tc>
       </w:tr>
     </w:tbl>
@@ -728,8 +783,8 @@
         <w:t xml:space="preserve">“Use sample statistics with appropriate confidence intervals”</w:t>
       </w:r>
     </w:p>
-    <w:bookmarkEnd w:id="11"/>
-    <w:bookmarkStart w:id="13" w:name="consistency-of-estimators"/>
+    <w:bookmarkEnd w:id="12"/>
+    <w:bookmarkStart w:id="14" w:name="consistency-of-estimators"/>
     <w:p>
       <w:pPr>
         <w:pStyle w:val="Heading3"/>
@@ -772,7 +827,7 @@
               <w:spacing w:before="16" w:after="64"/>
             </w:pPr>
           </w:p>
-          <w:bookmarkStart w:id="12" w:name="def-consistent-estimator"/>
+          <w:bookmarkStart w:id="13" w:name="def-consistent-estimator"/>
           <w:p>
             <w:pPr>
               <w:pStyle w:val="BodyText"/>
@@ -782,7 +837,7 @@
                 <w:b/>
                 <w:bCs/>
               </w:rPr>
-              <w:t xml:space="preserve">Definition 2 (Consistent Estimator)</w:t>
+              <w:t xml:space="preserve">Definition 3 (Consistent Estimator)</w:t>
             </w:r>
             <w:r>
               <w:t xml:space="preserve"> </w:t>
@@ -940,7 +995,7 @@
               </m:oMath>
             </m:oMathPara>
           </w:p>
-          <w:bookmarkEnd w:id="12"/>
+          <w:bookmarkEnd w:id="13"/>
         </w:tc>
       </w:tr>
     </w:tbl>
@@ -1074,8 +1129,8 @@
         <w:t xml:space="preserve">.</w:t>
       </w:r>
     </w:p>
-    <w:bookmarkEnd w:id="13"/>
-    <w:bookmarkStart w:id="15" w:name="confidence-intervals"/>
+    <w:bookmarkEnd w:id="14"/>
+    <w:bookmarkStart w:id="18" w:name="confidence-intervals"/>
     <w:p>
       <w:pPr>
         <w:pStyle w:val="Heading3"/>
@@ -1118,7 +1173,7 @@
               <w:spacing w:before="16" w:after="64"/>
             </w:pPr>
           </w:p>
-          <w:bookmarkStart w:id="14" w:name="def-confidence-interval"/>
+          <w:bookmarkStart w:id="15" w:name="def-confidence-interval"/>
           <w:p>
             <w:pPr>
               <w:pStyle w:val="BodyText"/>
@@ -1128,7 +1183,7 @@
                 <w:b/>
                 <w:bCs/>
               </w:rPr>
-              <w:t xml:space="preserve">Definition 3 (Confidence Interval)</w:t>
+              <w:t xml:space="preserve">Definition 4 (Confidence Interval)</w:t>
             </w:r>
             <w:r>
               <w:t xml:space="preserve"> </w:t>
@@ -1153,24 +1208,34 @@
               <w:t xml:space="preserve">quantifies uncertainty due to random sampling.</w:t>
             </w:r>
           </w:p>
-          <w:bookmarkEnd w:id="14"/>
+          <w:bookmarkEnd w:id="15"/>
         </w:tc>
       </w:tr>
     </w:tbl>
+    <w:bookmarkStart w:id="16" w:name="alg-wald-interval"/>
     <w:p>
       <w:pPr>
         <w:pStyle w:val="BodyText"/>
       </w:pPr>
-      <w:r>
-        <w:rPr>
-          <w:b/>
-          <w:bCs/>
-        </w:rPr>
-        <w:t xml:space="preserve">Construction (Wald interval)</w:t>
-      </w:r>
-      <w:r>
-        <w:t xml:space="preserve">:</w:t>
-      </w:r>
+      <w:ins w:id="18" w:author="PR Preview" w:date="2024-01-01T00:00:00Z">
+        <w:r>
+          <w:rPr>
+            <w:b/>
+            <w:bCs/>
+          </w:rPr>
+          <w:t xml:space="preserve">Algorithm 1 (Wald Interval Construction)</w:t>
+        </w:r>
+      </w:ins>
+      <w:ins w:id="18" w:author="PR Preview" w:date="2024-01-01T00:00:00Z">
+        <w:r>
+          <w:t xml:space="preserve"> </w:t>
+        </w:r>
+      </w:ins>
+      <w:ins w:id="18" w:author="PR Preview" w:date="2024-01-01T00:00:00Z">
+        <w:r>
+          <w:t xml:space="preserve"> </w:t>
+        </w:r>
+      </w:ins>
     </w:p>
     <w:p>
       <w:pPr>
@@ -1351,6 +1416,7 @@
         </m:acc>
       </m:oMath>
     </w:p>
+    <w:bookmarkEnd w:id="16"/>
     <w:p>
       <w:pPr>
         <w:pStyle w:val="FirstParagraph"/>
@@ -1683,84 +1749,103 @@
         <w:t xml:space="preserve">The parameter is fixed (though unknown). The interval either contains it (probability 1) or doesn’t (probability 0).</w:t>
       </w:r>
     </w:p>
+    <w:tbl>
+      <w:tblPr>
+        <w:tblStyle w:val="Table"/>
+        <w:tblInd w:w="164" w:type="dxa"/>
+        <w:tblBorders>
+          <w:left w:val="single" w:sz="24" w:space="0" w:color="909090"/>
+        </w:tblBorders>
+        <w:tblCellMar>
+          <w:left w:w="0" w:type="dxa"/>
+          <w:right w:w="0" w:type="dxa"/>
+        </w:tblCellMar>
+        <w:tblLook w:firstRow="0" w:lastRow="0" w:firstColumn="0" w:lastColumn="0" w:noHBand="0" w:noVBand="0" w:val="0000"/>
+      </w:tblPr>
+      <w:tblGrid>
+        <w:gridCol w:w="7920"/>
+      </w:tblGrid>
+      <w:tr>
+        <w:trPr>
+          <w:cantSplit/>
+        </w:trPr>
+        <w:tc>
+          <w:tcPr>
+            <w:tcMar>
+              <w:left w:w="144" w:type="dxa"/>
+            </w:tcMar>
+          </w:tcPr>
+          <w:p>
+            <w:pPr>
+              <w:pStyle w:val="BodyText"/>
+            </w:pPr>
+            <w:pPr>
+              <w:spacing w:before="16" w:after="64"/>
+            </w:pPr>
+          </w:p>
+          <w:bookmarkStart w:id="17" w:name="def-calibrated-valid-intervals"/>
+          <w:p>
+            <w:pPr>
+              <w:pStyle w:val="BodyText"/>
+            </w:pPr>
+            <w:r>
+              <w:rPr>
+                <w:b/>
+                <w:bCs/>
+              </w:rPr>
+              <w:t xml:space="preserve">Definition 5 (Calibrated, Conservative, and Valid Intervals)</w:t>
+            </w:r>
+            <w:r>
+              <w:t xml:space="preserve"> </w:t>
+            </w:r>
+            <w:r>
+              <w:rPr>
+                <w:b/>
+                <w:bCs/>
+              </w:rPr>
+              <w:t xml:space="preserve">Calibrated</w:t>
+            </w:r>
+            <w:r>
+              <w:t xml:space="preserve">: Contains the true parameter in exactly 95% of samples.</w:t>
+            </w:r>
+          </w:p>
+          <w:p>
+            <w:pPr>
+              <w:pStyle w:val="BodyText"/>
+            </w:pPr>
+            <w:r>
+              <w:rPr>
+                <w:b/>
+                <w:bCs/>
+              </w:rPr>
+              <w:t xml:space="preserve">Conservative</w:t>
+            </w:r>
+            <w:r>
+              <w:t xml:space="preserve">: Contains the true parameter in &gt;95% of samples.</w:t>
+            </w:r>
+          </w:p>
+          <w:p>
+            <w:pPr>
+              <w:pStyle w:val="BodyText"/>
+            </w:pPr>
+            <w:r>
+              <w:rPr>
+                <w:b/>
+                <w:bCs/>
+              </w:rPr>
+              <w:t xml:space="preserve">Valid</w:t>
+            </w:r>
+            <w:r>
+              <w:t xml:space="preserve">: Calibrated or conservative (at least 95% coverage).</w:t>
+            </w:r>
+          </w:p>
+          <w:bookmarkEnd w:id="17"/>
+        </w:tc>
+      </w:tr>
+    </w:tbl>
     <w:p>
       <w:pPr>
         <w:pStyle w:val="BodyText"/>
-      </w:pPr>
-      <w:r>
-        <w:rPr>
-          <w:b/>
-          <w:bCs/>
-        </w:rPr>
-        <w:t xml:space="preserve">Calibrated vs. valid intervals</w:t>
-      </w:r>
-      <w:r>
-        <w:t xml:space="preserve">:</w:t>
-      </w:r>
-    </w:p>
-    <w:p>
-      <w:pPr>
-        <w:pStyle w:val="Compact"/>
-        <w:numPr>
-          <w:ilvl w:val="0"/>
-          <w:numId w:val="1006"/>
-        </w:numPr>
-      </w:pPr>
-      <w:r>
-        <w:rPr>
-          <w:b/>
-          <w:bCs/>
-        </w:rPr>
-        <w:t xml:space="preserve">Calibrated</w:t>
-      </w:r>
-      <w:r>
-        <w:t xml:space="preserve">: Contains the true parameter in exactly 95% of samples</w:t>
-      </w:r>
-    </w:p>
-    <w:p>
-      <w:pPr>
-        <w:pStyle w:val="Compact"/>
-        <w:numPr>
-          <w:ilvl w:val="0"/>
-          <w:numId w:val="1006"/>
-        </w:numPr>
-      </w:pPr>
-      <w:r>
-        <w:rPr>
-          <w:b/>
-          <w:bCs/>
-        </w:rPr>
-        <w:t xml:space="preserve">Conservative</w:t>
-      </w:r>
-      <w:r>
-        <w:t xml:space="preserve">: Contains the true parameter in &gt;95% of samples</w:t>
-      </w:r>
-      <w:r>
-        <w:br/>
-      </w:r>
-    </w:p>
-    <w:p>
-      <w:pPr>
-        <w:pStyle w:val="Compact"/>
-        <w:numPr>
-          <w:ilvl w:val="0"/>
-          <w:numId w:val="1006"/>
-        </w:numPr>
-      </w:pPr>
-      <w:r>
-        <w:rPr>
-          <w:b/>
-          <w:bCs/>
-        </w:rPr>
-        <w:t xml:space="preserve">Valid</w:t>
-      </w:r>
-      <w:r>
-        <w:t xml:space="preserve">: Calibrated or conservative (at least 95% coverage)</w:t>
-      </w:r>
-    </w:p>
-    <w:p>
-      <w:pPr>
-        <w:pStyle w:val="FirstParagraph"/>
       </w:pPr>
       <w:r>
         <w:t xml:space="preserve">Most commonly used intervals (like Wald intervals) are</w:t>
@@ -1779,9 +1864,9 @@
         <w:t xml:space="preserve">: guaranteed to be valid only in large samples.</w:t>
       </w:r>
     </w:p>
-    <w:bookmarkEnd w:id="15"/>
-    <w:bookmarkEnd w:id="16"/>
-    <w:bookmarkStart w:id="20" w:name="estimation-of-causal-effects-pp.-134-136"/>
+    <w:bookmarkEnd w:id="18"/>
+    <w:bookmarkEnd w:id="19"/>
+    <w:bookmarkStart w:id="23" w:name="estimation-of-causal-effects-pp.-134-136"/>
     <w:p>
       <w:pPr>
         <w:pStyle w:val="Heading2"/>
@@ -1805,7 +1890,7 @@
         <w:t xml:space="preserve">In randomized experiments with random sampling, standard statistical methods can be used to estimate causal effects and compute confidence intervals.</w:t>
       </w:r>
     </w:p>
-    <w:bookmarkStart w:id="17" w:name="setting"/>
+    <w:bookmarkStart w:id="20" w:name="setting"/>
     <w:p>
       <w:pPr>
         <w:pStyle w:val="Heading3"/>
@@ -1827,7 +1912,7 @@
         <w:pStyle w:val="Compact"/>
         <w:numPr>
           <w:ilvl w:val="0"/>
-          <w:numId w:val="1007"/>
+          <w:numId w:val="1006"/>
         </w:numPr>
       </w:pPr>
       <w:r>
@@ -1839,7 +1924,7 @@
         <w:pStyle w:val="Compact"/>
         <w:numPr>
           <w:ilvl w:val="0"/>
-          <w:numId w:val="1007"/>
+          <w:numId w:val="1006"/>
         </w:numPr>
       </w:pPr>
       <w:r>
@@ -1851,7 +1936,7 @@
         <w:pStyle w:val="Compact"/>
         <w:numPr>
           <w:ilvl w:val="0"/>
-          <w:numId w:val="1007"/>
+          <w:numId w:val="1006"/>
         </w:numPr>
       </w:pPr>
       <w:r>
@@ -1863,7 +1948,7 @@
         <w:pStyle w:val="Compact"/>
         <w:numPr>
           <w:ilvl w:val="0"/>
-          <w:numId w:val="1007"/>
+          <w:numId w:val="1006"/>
         </w:numPr>
       </w:pPr>
       <w:r>
@@ -1968,8 +2053,8 @@
         </m:r>
       </m:oMath>
     </w:p>
-    <w:bookmarkEnd w:id="17"/>
-    <w:bookmarkStart w:id="18" w:name="causal-inference"/>
+    <w:bookmarkEnd w:id="20"/>
+    <w:bookmarkStart w:id="21" w:name="causal-inference"/>
     <w:p>
       <w:pPr>
         <w:pStyle w:val="Heading3"/>
@@ -2228,7 +2313,7 @@
         <w:pStyle w:val="Compact"/>
         <w:numPr>
           <w:ilvl w:val="0"/>
-          <w:numId w:val="1008"/>
+          <w:numId w:val="1007"/>
         </w:numPr>
       </w:pPr>
       <w:r>
@@ -2361,7 +2446,7 @@
         <w:pStyle w:val="Compact"/>
         <w:numPr>
           <w:ilvl w:val="0"/>
-          <w:numId w:val="1008"/>
+          <w:numId w:val="1007"/>
         </w:numPr>
       </w:pPr>
       <w:r>
@@ -2517,7 +2602,7 @@
         <w:pStyle w:val="Compact"/>
         <w:numPr>
           <w:ilvl w:val="0"/>
-          <w:numId w:val="1009"/>
+          <w:numId w:val="1008"/>
         </w:numPr>
       </w:pPr>
       <w:r>
@@ -2536,7 +2621,7 @@
         <w:pStyle w:val="Compact"/>
         <w:numPr>
           <w:ilvl w:val="1"/>
-          <w:numId w:val="1010"/>
+          <w:numId w:val="1009"/>
         </w:numPr>
       </w:pPr>
       <w:r>
@@ -2548,7 +2633,7 @@
         <w:pStyle w:val="Compact"/>
         <w:numPr>
           <w:ilvl w:val="1"/>
-          <w:numId w:val="1010"/>
+          <w:numId w:val="1009"/>
         </w:numPr>
       </w:pPr>
       <w:r>
@@ -2560,7 +2645,7 @@
         <w:pStyle w:val="Compact"/>
         <w:numPr>
           <w:ilvl w:val="0"/>
-          <w:numId w:val="1009"/>
+          <w:numId w:val="1008"/>
         </w:numPr>
       </w:pPr>
       <w:r>
@@ -2579,7 +2664,7 @@
         <w:pStyle w:val="Compact"/>
         <w:numPr>
           <w:ilvl w:val="1"/>
-          <w:numId w:val="1011"/>
+          <w:numId w:val="1010"/>
         </w:numPr>
       </w:pPr>
       <w:r>
@@ -2591,7 +2676,7 @@
         <w:pStyle w:val="Compact"/>
         <w:numPr>
           <w:ilvl w:val="1"/>
-          <w:numId w:val="1011"/>
+          <w:numId w:val="1010"/>
         </w:numPr>
       </w:pPr>
       <w:r>
@@ -2628,8 +2713,8 @@
         <w:t xml:space="preserve">: We typically assume a super-population exists and use standard statistical methods.</w:t>
       </w:r>
     </w:p>
-    <w:bookmarkEnd w:id="18"/>
-    <w:bookmarkStart w:id="19" w:name="observational-studies"/>
+    <w:bookmarkEnd w:id="21"/>
+    <w:bookmarkStart w:id="22" w:name="observational-studies"/>
     <w:p>
       <w:pPr>
         <w:pStyle w:val="Heading3"/>
@@ -2651,7 +2736,7 @@
         <w:pStyle w:val="Compact"/>
         <w:numPr>
           <w:ilvl w:val="0"/>
-          <w:numId w:val="1012"/>
+          <w:numId w:val="1011"/>
         </w:numPr>
       </w:pPr>
       <w:r>
@@ -2663,7 +2748,7 @@
         <w:pStyle w:val="Compact"/>
         <w:numPr>
           <w:ilvl w:val="0"/>
-          <w:numId w:val="1012"/>
+          <w:numId w:val="1011"/>
         </w:numPr>
       </w:pPr>
       <w:r>
@@ -2675,7 +2760,7 @@
         <w:pStyle w:val="Compact"/>
         <w:numPr>
           <w:ilvl w:val="0"/>
-          <w:numId w:val="1012"/>
+          <w:numId w:val="1011"/>
         </w:numPr>
       </w:pPr>
       <w:r>
@@ -2702,7 +2787,7 @@
         <w:pStyle w:val="Compact"/>
         <w:numPr>
           <w:ilvl w:val="0"/>
-          <w:numId w:val="1013"/>
+          <w:numId w:val="1012"/>
         </w:numPr>
       </w:pPr>
       <w:r>
@@ -2721,7 +2806,7 @@
         <w:pStyle w:val="Compact"/>
         <w:numPr>
           <w:ilvl w:val="0"/>
-          <w:numId w:val="1013"/>
+          <w:numId w:val="1012"/>
         </w:numPr>
       </w:pPr>
       <w:r>
@@ -2743,9 +2828,9 @@
         <w:t xml:space="preserve">Both require handling random variability through confidence intervals.</w:t>
       </w:r>
     </w:p>
-    <w:bookmarkEnd w:id="19"/>
-    <w:bookmarkEnd w:id="20"/>
-    <w:bookmarkStart w:id="24" w:name="Xb6f9f8caf4f9e85d129c9a830a95ae6fb34f129"/>
+    <w:bookmarkEnd w:id="22"/>
+    <w:bookmarkEnd w:id="23"/>
+    <w:bookmarkStart w:id="28" w:name="Xb6f9f8caf4f9e85d129c9a830a95ae6fb34f129"/>
     <w:p>
       <w:pPr>
         <w:pStyle w:val="Heading2"/>
@@ -2781,552 +2866,13 @@
         <w:t xml:space="preserve">is a useful fiction that allows us to apply statistical methods, but it raises important questions about the sources of randomness.</w:t>
       </w:r>
     </w:p>
-    <w:bookmarkStart w:id="21" w:name="two-sources-of-randomness"/>
+    <w:bookmarkStart w:id="25" w:name="two-sources-of-randomness"/>
     <w:p>
       <w:pPr>
         <w:pStyle w:val="Heading3"/>
       </w:pPr>
       <w:r>
         <w:t xml:space="preserve">3.1 Two Sources of Randomness</w:t>
-      </w:r>
-    </w:p>
-    <w:p>
-      <w:pPr>
-        <w:pStyle w:val="Compact"/>
-        <w:numPr>
-          <w:ilvl w:val="0"/>
-          <w:numId w:val="1014"/>
-        </w:numPr>
-      </w:pPr>
-      <w:r>
-        <w:rPr>
-          <w:b/>
-          <w:bCs/>
-        </w:rPr>
-        <w:t xml:space="preserve">Sampling variability</w:t>
-      </w:r>
-      <w:r>
-        <w:t xml:space="preserve">: Random selection of individuals from a super-population</w:t>
-      </w:r>
-    </w:p>
-    <w:p>
-      <w:pPr>
-        <w:pStyle w:val="Compact"/>
-        <w:numPr>
-          <w:ilvl w:val="0"/>
-          <w:numId w:val="1014"/>
-        </w:numPr>
-      </w:pPr>
-      <w:r>
-        <w:rPr>
-          <w:b/>
-          <w:bCs/>
-        </w:rPr>
-        <w:t xml:space="preserve">Nondeterministic counterfactuals</w:t>
-      </w:r>
-      <w:r>
-        <w:t xml:space="preserve">: Intrinsic randomness in outcomes even with fixed treatment and covariates</w:t>
-      </w:r>
-    </w:p>
-    <w:bookmarkEnd w:id="21"/>
-    <w:bookmarkStart w:id="22" w:name="X36cb3af2cbe119e3e05e1a50b2381ac93ff12e0"/>
-    <w:p>
-      <w:pPr>
-        <w:pStyle w:val="Heading3"/>
-      </w:pPr>
-      <w:r>
-        <w:t xml:space="preserve">3.2 When Are Binomial Confidence Intervals Valid?</w:t>
-      </w:r>
-    </w:p>
-    <w:p>
-      <w:pPr>
-        <w:pStyle w:val="FirstParagraph"/>
-      </w:pPr>
-      <w:r>
-        <w:t xml:space="preserve">The standard binomial confidence interval for</w:t>
-      </w:r>
-      <w:r>
-        <w:t xml:space="preserve"> </w:t>
-      </w:r>
-      <m:oMath>
-        <m:r>
-          <m:t>p</m:t>
-        </m:r>
-        <m:r>
-          <m:rPr>
-            <m:sty m:val="p"/>
-          </m:rPr>
-          <m:t>=</m:t>
-        </m:r>
-        <m:r>
-          <m:rPr>
-            <m:sty m:val="p"/>
-          </m:rPr>
-          <m:t>Pr</m:t>
-        </m:r>
-        <m:r>
-          <m:rPr>
-            <m:sty m:val="p"/>
-          </m:rPr>
-          <m:t>[</m:t>
-        </m:r>
-        <m:r>
-          <m:t>Y</m:t>
-        </m:r>
-        <m:r>
-          <m:rPr>
-            <m:sty m:val="p"/>
-          </m:rPr>
-          <m:t>=</m:t>
-        </m:r>
-        <m:r>
-          <m:t>1</m:t>
-        </m:r>
-        <m:r>
-          <m:rPr>
-            <m:sty m:val="p"/>
-          </m:rPr>
-          <m:t>|</m:t>
-        </m:r>
-        <m:r>
-          <m:t>A</m:t>
-        </m:r>
-        <m:r>
-          <m:rPr>
-            <m:sty m:val="p"/>
-          </m:rPr>
-          <m:t>=</m:t>
-        </m:r>
-        <m:r>
-          <m:t>a</m:t>
-        </m:r>
-        <m:r>
-          <m:rPr>
-            <m:sty m:val="p"/>
-          </m:rPr>
-          <m:t>]</m:t>
-        </m:r>
-      </m:oMath>
-      <w:r>
-        <w:t xml:space="preserve"> </w:t>
-      </w:r>
-      <w:r>
-        <w:t xml:space="preserve">is valid in two scenarios:</w:t>
-      </w:r>
-    </w:p>
-    <w:p>
-      <w:pPr>
-        <w:pStyle w:val="BodyText"/>
-      </w:pPr>
-      <w:r>
-        <w:rPr>
-          <w:b/>
-          <w:bCs/>
-        </w:rPr>
-        <w:t xml:space="preserve">Scenario 1: Random sampling from a super-population</w:t>
-      </w:r>
-    </w:p>
-    <w:p>
-      <w:pPr>
-        <w:pStyle w:val="Compact"/>
-        <w:numPr>
-          <w:ilvl w:val="0"/>
-          <w:numId w:val="1015"/>
-        </w:numPr>
-      </w:pPr>
-      <w:r>
-        <w:t xml:space="preserve">Study participants are randomly sampled from a large super-population</w:t>
-      </w:r>
-    </w:p>
-    <w:p>
-      <w:pPr>
-        <w:pStyle w:val="Compact"/>
-        <w:numPr>
-          <w:ilvl w:val="0"/>
-          <w:numId w:val="1015"/>
-        </w:numPr>
-      </w:pPr>
-      <w:r>
-        <w:t xml:space="preserve">Each individual</w:t>
-      </w:r>
-      <w:r>
-        <w:t xml:space="preserve"> </w:t>
-      </w:r>
-      <m:oMath>
-        <m:r>
-          <m:t>i</m:t>
-        </m:r>
-      </m:oMath>
-      <w:r>
-        <w:t xml:space="preserve"> </w:t>
-      </w:r>
-      <w:r>
-        <w:t xml:space="preserve">has a fixed but unknown</w:t>
-      </w:r>
-      <w:r>
-        <w:t xml:space="preserve"> </w:t>
-      </w:r>
-      <m:oMath>
-        <m:sSubSup>
-          <m:e>
-            <m:r>
-              <m:t>Y</m:t>
-            </m:r>
-          </m:e>
-          <m:sub>
-            <m:r>
-              <m:t>i</m:t>
-            </m:r>
-          </m:sub>
-          <m:sup>
-            <m:r>
-              <m:t>a</m:t>
-            </m:r>
-          </m:sup>
-        </m:sSubSup>
-      </m:oMath>
-      <w:r>
-        <w:t xml:space="preserve"> </w:t>
-      </w:r>
-      <w:r>
-        <w:t xml:space="preserve">(deterministic counterfactuals)</w:t>
-      </w:r>
-    </w:p>
-    <w:p>
-      <w:pPr>
-        <w:pStyle w:val="Compact"/>
-        <w:numPr>
-          <w:ilvl w:val="0"/>
-          <w:numId w:val="1015"/>
-        </w:numPr>
-      </w:pPr>
-      <w:r>
-        <w:t xml:space="preserve">Randomness comes solely from which individuals are sampled</w:t>
-      </w:r>
-    </w:p>
-    <w:p>
-      <w:pPr>
-        <w:pStyle w:val="FirstParagraph"/>
-      </w:pPr>
-      <w:r>
-        <w:rPr>
-          <w:b/>
-          <w:bCs/>
-        </w:rPr>
-        <w:t xml:space="preserve">Scenario 2: Nondeterministic counterfactuals</w:t>
-      </w:r>
-    </w:p>
-    <w:p>
-      <w:pPr>
-        <w:pStyle w:val="Compact"/>
-        <w:numPr>
-          <w:ilvl w:val="0"/>
-          <w:numId w:val="1016"/>
-        </w:numPr>
-      </w:pPr>
-      <w:r>
-        <w:t xml:space="preserve">Study participants are the entire population of interest (no sampling)</w:t>
-      </w:r>
-    </w:p>
-    <w:p>
-      <w:pPr>
-        <w:pStyle w:val="Compact"/>
-        <w:numPr>
-          <w:ilvl w:val="0"/>
-          <w:numId w:val="1016"/>
-        </w:numPr>
-      </w:pPr>
-      <w:r>
-        <w:t xml:space="preserve">Each individual has a probability</w:t>
-      </w:r>
-      <w:r>
-        <w:t xml:space="preserve"> </w:t>
-      </w:r>
-      <m:oMath>
-        <m:sSub>
-          <m:e>
-            <m:r>
-              <m:t>p</m:t>
-            </m:r>
-          </m:e>
-          <m:sub>
-            <m:r>
-              <m:t>i</m:t>
-            </m:r>
-          </m:sub>
-        </m:sSub>
-      </m:oMath>
-      <w:r>
-        <w:t xml:space="preserve"> </w:t>
-      </w:r>
-      <w:r>
-        <w:t xml:space="preserve">of outcome, not a fixed</w:t>
-      </w:r>
-      <w:r>
-        <w:t xml:space="preserve"> </w:t>
-      </w:r>
-      <m:oMath>
-        <m:sSubSup>
-          <m:e>
-            <m:r>
-              <m:t>Y</m:t>
-            </m:r>
-          </m:e>
-          <m:sub>
-            <m:r>
-              <m:t>i</m:t>
-            </m:r>
-          </m:sub>
-          <m:sup>
-            <m:r>
-              <m:t>a</m:t>
-            </m:r>
-          </m:sup>
-        </m:sSubSup>
-      </m:oMath>
-    </w:p>
-    <w:p>
-      <w:pPr>
-        <w:pStyle w:val="Compact"/>
-        <w:numPr>
-          <w:ilvl w:val="0"/>
-          <w:numId w:val="1016"/>
-        </w:numPr>
-      </w:pPr>
-      <w:r>
-        <w:t xml:space="preserve">Randomness comes from the probabilistic nature of outcomes</w:t>
-      </w:r>
-    </w:p>
-    <w:p>
-      <w:pPr>
-        <w:pStyle w:val="FirstParagraph"/>
-      </w:pPr>
-      <w:r>
-        <w:rPr>
-          <w:b/>
-          <w:bCs/>
-        </w:rPr>
-        <w:t xml:space="preserve">The super-population is often a fiction</w:t>
-      </w:r>
-      <w:r>
-        <w:t xml:space="preserve">:</w:t>
-      </w:r>
-    </w:p>
-    <w:p>
-      <w:pPr>
-        <w:pStyle w:val="BodyText"/>
-      </w:pPr>
-      <w:r>
-        <w:t xml:space="preserve">In many studies, we don’t actually randomly sample from a larger population:</w:t>
-      </w:r>
-    </w:p>
-    <w:p>
-      <w:pPr>
-        <w:pStyle w:val="Compact"/>
-        <w:numPr>
-          <w:ilvl w:val="0"/>
-          <w:numId w:val="1017"/>
-        </w:numPr>
-      </w:pPr>
-      <w:r>
-        <w:t xml:space="preserve">Clinical trials: Enroll volunteers who meet criteria (not random sampling)</w:t>
-      </w:r>
-    </w:p>
-    <w:p>
-      <w:pPr>
-        <w:pStyle w:val="Compact"/>
-        <w:numPr>
-          <w:ilvl w:val="0"/>
-          <w:numId w:val="1017"/>
-        </w:numPr>
-      </w:pPr>
-      <w:r>
-        <w:t xml:space="preserve">Observational studies: Use convenient samples (hospitals, registries)</w:t>
-      </w:r>
-    </w:p>
-    <w:p>
-      <w:pPr>
-        <w:pStyle w:val="Compact"/>
-        <w:numPr>
-          <w:ilvl w:val="0"/>
-          <w:numId w:val="1017"/>
-        </w:numPr>
-      </w:pPr>
-      <w:r>
-        <w:t xml:space="preserve">Rare diseases: Study all available patients (no super-population)</w:t>
-      </w:r>
-    </w:p>
-    <w:p>
-      <w:pPr>
-        <w:pStyle w:val="FirstParagraph"/>
-      </w:pPr>
-      <w:r>
-        <w:rPr>
-          <w:b/>
-          <w:bCs/>
-        </w:rPr>
-        <w:t xml:space="preserve">Why use super-population framework anyway?</w:t>
-      </w:r>
-    </w:p>
-    <w:p>
-      <w:pPr>
-        <w:pStyle w:val="BodyText"/>
-      </w:pPr>
-      <w:r>
-        <w:t xml:space="preserve">Even without actual random sampling, the super-population framework provides a convenient way to:</w:t>
-      </w:r>
-    </w:p>
-    <w:p>
-      <w:pPr>
-        <w:pStyle w:val="Compact"/>
-        <w:numPr>
-          <w:ilvl w:val="0"/>
-          <w:numId w:val="1018"/>
-        </w:numPr>
-      </w:pPr>
-      <w:r>
-        <w:t xml:space="preserve">Quantify uncertainty via confidence intervals</w:t>
-      </w:r>
-    </w:p>
-    <w:p>
-      <w:pPr>
-        <w:pStyle w:val="Compact"/>
-        <w:numPr>
-          <w:ilvl w:val="0"/>
-          <w:numId w:val="1018"/>
-        </w:numPr>
-      </w:pPr>
-      <w:r>
-        <w:t xml:space="preserve">Use standard statistical methods</w:t>
-      </w:r>
-    </w:p>
-    <w:p>
-      <w:pPr>
-        <w:pStyle w:val="Compact"/>
-        <w:numPr>
-          <w:ilvl w:val="0"/>
-          <w:numId w:val="1018"/>
-        </w:numPr>
-      </w:pPr>
-      <w:r>
-        <w:t xml:space="preserve">Think about generalizability</w:t>
-      </w:r>
-    </w:p>
-    <w:p>
-      <w:pPr>
-        <w:pStyle w:val="FirstParagraph"/>
-      </w:pPr>
-      <w:r>
-        <w:rPr>
-          <w:b/>
-          <w:bCs/>
-        </w:rPr>
-        <w:t xml:space="preserve">Alternative: Randomization-based inference</w:t>
-      </w:r>
-    </w:p>
-    <w:p>
-      <w:pPr>
-        <w:pStyle w:val="BodyText"/>
-      </w:pPr>
-      <w:r>
-        <w:t xml:space="preserve">Some authors prefer inference based solely on the randomization of treatment within the observed sample, without invoking a super-population. This approach has different technical requirements.</w:t>
-      </w:r>
-    </w:p>
-    <w:bookmarkEnd w:id="22"/>
-    <w:bookmarkStart w:id="23" w:name="practical-implications"/>
-    <w:p>
-      <w:pPr>
-        <w:pStyle w:val="Heading3"/>
-      </w:pPr>
-      <w:r>
-        <w:t xml:space="preserve">3.3 Practical Implications</w:t>
-      </w:r>
-    </w:p>
-    <w:p>
-      <w:pPr>
-        <w:pStyle w:val="FirstParagraph"/>
-      </w:pPr>
-      <w:r>
-        <w:t xml:space="preserve">Most applied researchers use confidence intervals computed under the super-population framework, even when:</w:t>
-      </w:r>
-    </w:p>
-    <w:p>
-      <w:pPr>
-        <w:pStyle w:val="Compact"/>
-        <w:numPr>
-          <w:ilvl w:val="0"/>
-          <w:numId w:val="1019"/>
-        </w:numPr>
-      </w:pPr>
-      <w:r>
-        <w:t xml:space="preserve">No random sampling was performed</w:t>
-      </w:r>
-    </w:p>
-    <w:p>
-      <w:pPr>
-        <w:pStyle w:val="Compact"/>
-        <w:numPr>
-          <w:ilvl w:val="0"/>
-          <w:numId w:val="1019"/>
-        </w:numPr>
-      </w:pPr>
-      <w:r>
-        <w:t xml:space="preserve">The super-population is not well-defined</w:t>
-      </w:r>
-    </w:p>
-    <w:p>
-      <w:pPr>
-        <w:pStyle w:val="Compact"/>
-        <w:numPr>
-          <w:ilvl w:val="0"/>
-          <w:numId w:val="1019"/>
-        </w:numPr>
-      </w:pPr>
-      <w:r>
-        <w:t xml:space="preserve">Generalization to a specific population is unclear</w:t>
-      </w:r>
-    </w:p>
-    <w:p>
-      <w:pPr>
-        <w:pStyle w:val="FirstParagraph"/>
-      </w:pPr>
-      <w:r>
-        <w:t xml:space="preserve">This practice is justified by the convenience and familiarity of standard methods, though it requires careful interpretation.</w:t>
-      </w:r>
-    </w:p>
-    <w:bookmarkEnd w:id="23"/>
-    <w:bookmarkEnd w:id="24"/>
-    <w:bookmarkStart w:id="28" w:name="the-conditionality-principle-pp.-139-140"/>
-    <w:p>
-      <w:pPr>
-        <w:pStyle w:val="Heading2"/>
-      </w:pPr>
-      <w:r>
-        <w:t xml:space="preserve">4 10.4 The Conditionality Principle (pp. 139-140)</w:t>
-      </w:r>
-    </w:p>
-    <w:p>
-      <w:r>
-        <w:pict>
-          <v:rect style="width:0;height:1.5pt" o:hralign="center" o:hrstd="t" o:hr="t"/>
-        </w:pict>
-      </w:r>
-    </w:p>
-    <w:p>
-      <w:pPr>
-        <w:pStyle w:val="FirstParagraph"/>
-      </w:pPr>
-      <w:r>
-        <w:t xml:space="preserve">When should we condition on variables when computing causal effects and their standard errors?</w:t>
-      </w:r>
-    </w:p>
-    <w:bookmarkStart w:id="26" w:name="the-principle"/>
-    <w:p>
-      <w:pPr>
-        <w:pStyle w:val="Heading3"/>
-      </w:pPr>
-      <w:r>
-        <w:t xml:space="preserve">4.1 The Principle</w:t>
       </w:r>
     </w:p>
     <w:tbl>
@@ -3363,7 +2909,7 @@
               <w:spacing w:before="16" w:after="64"/>
             </w:pPr>
           </w:p>
-          <w:bookmarkStart w:id="25" w:name="def-conditionality-principle"/>
+          <w:bookmarkStart w:id="24" w:name="def-sources-of-randomness"/>
           <w:p>
             <w:pPr>
               <w:pStyle w:val="BodyText"/>
@@ -3373,7 +2919,7 @@
                 <w:b/>
                 <w:bCs/>
               </w:rPr>
-              <w:t xml:space="preserve">Definition 4 (Conditionality Principle)</w:t>
+              <w:t xml:space="preserve">Definition 6 (Two Sources of Randomness)</w:t>
             </w:r>
             <w:r>
               <w:t xml:space="preserve"> </w:t>
@@ -3383,175 +2929,205 @@
                 <w:b/>
                 <w:bCs/>
               </w:rPr>
-              <w:t xml:space="preserve">Conditionality principle</w:t>
-            </w:r>
-            <w:r>
-              <w:t xml:space="preserve">: If a variable</w:t>
-            </w:r>
-            <w:r>
-              <w:t xml:space="preserve"> </w:t>
-            </w:r>
-            <m:oMath>
-              <m:r>
-                <m:t>L</m:t>
-              </m:r>
-            </m:oMath>
-            <w:r>
-              <w:t xml:space="preserve"> </w:t>
-            </w:r>
-            <w:r>
-              <w:t xml:space="preserve">is independent of treatment</w:t>
-            </w:r>
-            <w:r>
-              <w:t xml:space="preserve"> </w:t>
-            </w:r>
-            <m:oMath>
-              <m:r>
-                <m:t>A</m:t>
-              </m:r>
-            </m:oMath>
-            <w:r>
-              <w:t xml:space="preserve"> </w:t>
-            </w:r>
-            <w:r>
-              <w:t xml:space="preserve">and outcome</w:t>
-            </w:r>
-            <w:r>
-              <w:t xml:space="preserve"> </w:t>
-            </w:r>
-            <m:oMath>
-              <m:r>
-                <m:t>Y</m:t>
-              </m:r>
-            </m:oMath>
-            <w:r>
-              <w:t xml:space="preserve"> </w:t>
-            </w:r>
-            <w:r>
-              <w:t xml:space="preserve">under the intervention, we may condition on</w:t>
-            </w:r>
-            <w:r>
-              <w:t xml:space="preserve"> </w:t>
-            </w:r>
-            <m:oMath>
-              <m:r>
-                <m:t>L</m:t>
-              </m:r>
-            </m:oMath>
-            <w:r>
-              <w:t xml:space="preserve"> </w:t>
-            </w:r>
-            <w:r>
-              <w:t xml:space="preserve">when computing estimates and standard errors without affecting validity.</w:t>
+              <w:t xml:space="preserve">Sampling variability</w:t>
+            </w:r>
+            <w:r>
+              <w:t xml:space="preserve">: Random selection of individuals from a super-population.</w:t>
             </w:r>
           </w:p>
-          <w:bookmarkEnd w:id="25"/>
+          <w:p>
+            <w:pPr>
+              <w:pStyle w:val="BodyText"/>
+            </w:pPr>
+            <w:r>
+              <w:rPr>
+                <w:b/>
+                <w:bCs/>
+              </w:rPr>
+              <w:t xml:space="preserve">Nondeterministic counterfactuals</w:t>
+            </w:r>
+            <w:r>
+              <w:t xml:space="preserve">: Intrinsic randomness in outcomes even with fixed treatment and covariates.</w:t>
+            </w:r>
+          </w:p>
+          <w:bookmarkEnd w:id="24"/>
         </w:tc>
       </w:tr>
     </w:tbl>
-    <w:bookmarkEnd w:id="26"/>
-    <w:bookmarkStart w:id="27" w:name="applications"/>
+    <w:bookmarkEnd w:id="25"/>
+    <w:bookmarkStart w:id="26" w:name="X36cb3af2cbe119e3e05e1a50b2381ac93ff12e0"/>
     <w:p>
       <w:pPr>
         <w:pStyle w:val="Heading3"/>
       </w:pPr>
       <w:r>
-        <w:t xml:space="preserve">4.2 Applications</w:t>
+        <w:t xml:space="preserve">3.2 When Are Binomial Confidence Intervals Valid?</w:t>
       </w:r>
     </w:p>
     <w:p>
       <w:pPr>
         <w:pStyle w:val="FirstParagraph"/>
+      </w:pPr>
+      <w:r>
+        <w:t xml:space="preserve">The standard binomial confidence interval for</w:t>
+      </w:r>
+      <w:r>
+        <w:t xml:space="preserve"> </w:t>
+      </w:r>
+      <m:oMath>
+        <m:r>
+          <m:t>p</m:t>
+        </m:r>
+        <m:r>
+          <m:rPr>
+            <m:sty m:val="p"/>
+          </m:rPr>
+          <m:t>=</m:t>
+        </m:r>
+        <m:r>
+          <m:rPr>
+            <m:sty m:val="p"/>
+          </m:rPr>
+          <m:t>Pr</m:t>
+        </m:r>
+        <m:r>
+          <m:rPr>
+            <m:sty m:val="p"/>
+          </m:rPr>
+          <m:t>[</m:t>
+        </m:r>
+        <m:r>
+          <m:t>Y</m:t>
+        </m:r>
+        <m:r>
+          <m:rPr>
+            <m:sty m:val="p"/>
+          </m:rPr>
+          <m:t>=</m:t>
+        </m:r>
+        <m:r>
+          <m:t>1</m:t>
+        </m:r>
+        <m:r>
+          <m:rPr>
+            <m:sty m:val="p"/>
+          </m:rPr>
+          <m:t>|</m:t>
+        </m:r>
+        <m:r>
+          <m:t>A</m:t>
+        </m:r>
+        <m:r>
+          <m:rPr>
+            <m:sty m:val="p"/>
+          </m:rPr>
+          <m:t>=</m:t>
+        </m:r>
+        <m:r>
+          <m:t>a</m:t>
+        </m:r>
+        <m:r>
+          <m:rPr>
+            <m:sty m:val="p"/>
+          </m:rPr>
+          <m:t>]</m:t>
+        </m:r>
+      </m:oMath>
+      <w:r>
+        <w:t xml:space="preserve"> </w:t>
+      </w:r>
+      <w:r>
+        <w:t xml:space="preserve">is valid in two scenarios:</w:t>
+      </w:r>
+    </w:p>
+    <w:p>
+      <w:pPr>
+        <w:pStyle w:val="BodyText"/>
       </w:pPr>
       <w:r>
         <w:rPr>
           <w:b/>
           <w:bCs/>
         </w:rPr>
-        <w:t xml:space="preserve">Example 1: Stratified randomization</w:t>
-      </w:r>
-    </w:p>
-    <w:p>
-      <w:pPr>
-        <w:pStyle w:val="BodyText"/>
-      </w:pPr>
-      <w:r>
-        <w:t xml:space="preserve">If treatment is randomized within strata of sex</w:t>
+        <w:t xml:space="preserve">Scenario 1: Random sampling from a super-population</w:t>
+      </w:r>
+    </w:p>
+    <w:p>
+      <w:pPr>
+        <w:pStyle w:val="Compact"/>
+        <w:numPr>
+          <w:ilvl w:val="0"/>
+          <w:numId w:val="1013"/>
+        </w:numPr>
+      </w:pPr>
+      <w:r>
+        <w:t xml:space="preserve">Study participants are randomly sampled from a large super-population</w:t>
+      </w:r>
+    </w:p>
+    <w:p>
+      <w:pPr>
+        <w:pStyle w:val="Compact"/>
+        <w:numPr>
+          <w:ilvl w:val="0"/>
+          <w:numId w:val="1013"/>
+        </w:numPr>
+      </w:pPr>
+      <w:r>
+        <w:t xml:space="preserve">Each individual</w:t>
       </w:r>
       <w:r>
         <w:t xml:space="preserve"> </w:t>
       </w:r>
       <m:oMath>
         <m:r>
-          <m:t>L</m:t>
+          <m:t>i</m:t>
         </m:r>
       </m:oMath>
       <w:r>
-        <w:t xml:space="preserve">:</w:t>
-      </w:r>
-    </w:p>
-    <w:p>
-      <w:pPr>
-        <w:pStyle w:val="Compact"/>
-        <w:numPr>
-          <w:ilvl w:val="0"/>
-          <w:numId w:val="1020"/>
-        </w:numPr>
-      </w:pPr>
-      <w:r>
-        <w:t xml:space="preserve">Can estimate effects unconditional on</w:t>
+        <w:t xml:space="preserve"> </w:t>
+      </w:r>
+      <w:r>
+        <w:t xml:space="preserve">has a fixed but unknown</w:t>
       </w:r>
       <w:r>
         <w:t xml:space="preserve"> </w:t>
       </w:r>
       <m:oMath>
-        <m:r>
-          <m:t>L</m:t>
-        </m:r>
+        <m:sSubSup>
+          <m:e>
+            <m:r>
+              <m:t>Y</m:t>
+            </m:r>
+          </m:e>
+          <m:sub>
+            <m:r>
+              <m:t>i</m:t>
+            </m:r>
+          </m:sub>
+          <m:sup>
+            <m:r>
+              <m:t>a</m:t>
+            </m:r>
+          </m:sup>
+        </m:sSubSup>
       </m:oMath>
       <w:r>
         <w:t xml:space="preserve"> </w:t>
       </w:r>
       <w:r>
-        <w:t xml:space="preserve">(marginal effects)</w:t>
-      </w:r>
-    </w:p>
-    <w:p>
-      <w:pPr>
-        <w:pStyle w:val="Compact"/>
-        <w:numPr>
-          <w:ilvl w:val="0"/>
-          <w:numId w:val="1020"/>
-        </w:numPr>
-      </w:pPr>
-      <w:r>
-        <w:t xml:space="preserve">Can estimate effects conditional on</w:t>
-      </w:r>
-      <w:r>
-        <w:t xml:space="preserve"> </w:t>
-      </w:r>
-      <m:oMath>
-        <m:r>
-          <m:t>L</m:t>
-        </m:r>
-      </m:oMath>
-      <w:r>
-        <w:t xml:space="preserve"> </w:t>
-      </w:r>
-      <w:r>
-        <w:t xml:space="preserve">(stratum-specific effects)</w:t>
-      </w:r>
-    </w:p>
-    <w:p>
-      <w:pPr>
-        <w:pStyle w:val="Compact"/>
-        <w:numPr>
-          <w:ilvl w:val="0"/>
-          <w:numId w:val="1020"/>
-        </w:numPr>
-      </w:pPr>
-      <w:r>
-        <w:t xml:space="preserve">Both are valid; choice depends on scientific question</w:t>
+        <w:t xml:space="preserve">(deterministic counterfactuals)</w:t>
+      </w:r>
+    </w:p>
+    <w:p>
+      <w:pPr>
+        <w:pStyle w:val="Compact"/>
+        <w:numPr>
+          <w:ilvl w:val="0"/>
+          <w:numId w:val="1013"/>
+        </w:numPr>
+      </w:pPr>
+      <w:r>
+        <w:t xml:space="preserve">Randomness comes solely from which individuals are sampled</w:t>
       </w:r>
     </w:p>
     <w:p>
@@ -3563,111 +3139,88 @@
           <w:b/>
           <w:bCs/>
         </w:rPr>
-        <w:t xml:space="preserve">Example 2: Baseline covariates in randomized trials</w:t>
-      </w:r>
-    </w:p>
-    <w:p>
-      <w:pPr>
-        <w:pStyle w:val="BodyText"/>
-      </w:pPr>
-      <w:r>
-        <w:t xml:space="preserve">Even when baseline covariates</w:t>
+        <w:t xml:space="preserve">Scenario 2: Nondeterministic counterfactuals</w:t>
+      </w:r>
+    </w:p>
+    <w:p>
+      <w:pPr>
+        <w:pStyle w:val="Compact"/>
+        <w:numPr>
+          <w:ilvl w:val="0"/>
+          <w:numId w:val="1014"/>
+        </w:numPr>
+      </w:pPr>
+      <w:r>
+        <w:t xml:space="preserve">Study participants are the entire population of interest (no sampling)</w:t>
+      </w:r>
+    </w:p>
+    <w:p>
+      <w:pPr>
+        <w:pStyle w:val="Compact"/>
+        <w:numPr>
+          <w:ilvl w:val="0"/>
+          <w:numId w:val="1014"/>
+        </w:numPr>
+      </w:pPr>
+      <w:r>
+        <w:t xml:space="preserve">Each individual has a probability</w:t>
       </w:r>
       <w:r>
         <w:t xml:space="preserve"> </w:t>
       </w:r>
       <m:oMath>
-        <m:r>
-          <m:t>L</m:t>
-        </m:r>
+        <m:sSub>
+          <m:e>
+            <m:r>
+              <m:t>p</m:t>
+            </m:r>
+          </m:e>
+          <m:sub>
+            <m:r>
+              <m:t>i</m:t>
+            </m:r>
+          </m:sub>
+        </m:sSub>
       </m:oMath>
       <w:r>
         <w:t xml:space="preserve"> </w:t>
       </w:r>
       <w:r>
-        <w:t xml:space="preserve">are balanced across treatment groups:</w:t>
-      </w:r>
-    </w:p>
-    <w:p>
-      <w:pPr>
-        <w:pStyle w:val="Compact"/>
-        <w:numPr>
-          <w:ilvl w:val="0"/>
-          <w:numId w:val="1021"/>
-        </w:numPr>
-      </w:pPr>
-      <w:r>
-        <w:t xml:space="preserve">Conditioning on</w:t>
+        <w:t xml:space="preserve">of outcome, not a fixed</w:t>
       </w:r>
       <w:r>
         <w:t xml:space="preserve"> </w:t>
       </w:r>
       <m:oMath>
-        <m:r>
-          <m:t>L</m:t>
-        </m:r>
+        <m:sSubSup>
+          <m:e>
+            <m:r>
+              <m:t>Y</m:t>
+            </m:r>
+          </m:e>
+          <m:sub>
+            <m:r>
+              <m:t>i</m:t>
+            </m:r>
+          </m:sub>
+          <m:sup>
+            <m:r>
+              <m:t>a</m:t>
+            </m:r>
+          </m:sup>
+        </m:sSubSup>
       </m:oMath>
-      <w:r>
-        <w:t xml:space="preserve"> </w:t>
-      </w:r>
-      <w:r>
-        <w:t xml:space="preserve">may improve precision (narrower confidence intervals)</w:t>
-      </w:r>
-    </w:p>
-    <w:p>
-      <w:pPr>
-        <w:pStyle w:val="Compact"/>
-        <w:numPr>
-          <w:ilvl w:val="0"/>
-          <w:numId w:val="1021"/>
-        </w:numPr>
-      </w:pPr>
-      <w:r>
-        <w:t xml:space="preserve">Does not introduce bias if</w:t>
-      </w:r>
-      <w:r>
-        <w:t xml:space="preserve"> </w:t>
-      </w:r>
-      <m:oMath>
-        <m:r>
-          <m:t>L</m:t>
-        </m:r>
-      </m:oMath>
-      <w:r>
-        <w:t xml:space="preserve"> </w:t>
-      </w:r>
-      <w:r>
-        <w:t xml:space="preserve">is a pre-treatment variable</w:t>
-      </w:r>
-    </w:p>
-    <w:p>
-      <w:pPr>
-        <w:pStyle w:val="Compact"/>
-        <w:numPr>
-          <w:ilvl w:val="0"/>
-          <w:numId w:val="1021"/>
-        </w:numPr>
-      </w:pPr>
-      <w:r>
-        <w:t xml:space="preserve">Called</w:t>
-      </w:r>
-      <w:r>
-        <w:t xml:space="preserve"> </w:t>
-      </w:r>
-      <w:r>
-        <w:t xml:space="preserve">“covariate adjustment”</w:t>
-      </w:r>
-      <w:r>
-        <w:t xml:space="preserve"> </w:t>
-      </w:r>
-      <w:r>
-        <w:t xml:space="preserve">or</w:t>
-      </w:r>
-      <w:r>
-        <w:t xml:space="preserve"> </w:t>
-      </w:r>
-      <w:r>
-        <w:t xml:space="preserve">“regression adjustment”</w:t>
+    </w:p>
+    <w:p>
+      <w:pPr>
+        <w:pStyle w:val="Compact"/>
+        <w:numPr>
+          <w:ilvl w:val="0"/>
+          <w:numId w:val="1014"/>
+        </w:numPr>
+      </w:pPr>
+      <w:r>
+        <w:t xml:space="preserve">Randomness comes from the probabilistic nature of outcomes</w:t>
       </w:r>
     </w:p>
     <w:p>
@@ -3679,97 +3232,110 @@
           <w:b/>
           <w:bCs/>
         </w:rPr>
-        <w:t xml:space="preserve">Why condition on baseline variables?</w:t>
+        <w:t xml:space="preserve">The super-population is often a fiction</w:t>
+      </w:r>
+      <w:r>
+        <w:t xml:space="preserve">:</w:t>
       </w:r>
     </w:p>
     <w:p>
       <w:pPr>
         <w:pStyle w:val="BodyText"/>
+      </w:pPr>
+      <w:r>
+        <w:t xml:space="preserve">In many studies, we don’t actually randomly sample from a larger population:</w:t>
+      </w:r>
+    </w:p>
+    <w:p>
+      <w:pPr>
+        <w:pStyle w:val="Compact"/>
+        <w:numPr>
+          <w:ilvl w:val="0"/>
+          <w:numId w:val="1015"/>
+        </w:numPr>
+      </w:pPr>
+      <w:r>
+        <w:t xml:space="preserve">Clinical trials: Enroll volunteers who meet criteria (not random sampling)</w:t>
+      </w:r>
+    </w:p>
+    <w:p>
+      <w:pPr>
+        <w:pStyle w:val="Compact"/>
+        <w:numPr>
+          <w:ilvl w:val="0"/>
+          <w:numId w:val="1015"/>
+        </w:numPr>
+      </w:pPr>
+      <w:r>
+        <w:t xml:space="preserve">Observational studies: Use convenient samples (hospitals, registries)</w:t>
+      </w:r>
+    </w:p>
+    <w:p>
+      <w:pPr>
+        <w:pStyle w:val="Compact"/>
+        <w:numPr>
+          <w:ilvl w:val="0"/>
+          <w:numId w:val="1015"/>
+        </w:numPr>
+      </w:pPr>
+      <w:r>
+        <w:t xml:space="preserve">Rare diseases: Study all available patients (no super-population)</w:t>
+      </w:r>
+    </w:p>
+    <w:p>
+      <w:pPr>
+        <w:pStyle w:val="FirstParagraph"/>
       </w:pPr>
       <w:r>
         <w:rPr>
           <w:b/>
           <w:bCs/>
         </w:rPr>
-        <w:t xml:space="preserve">Precision gain</w:t>
-      </w:r>
-      <w:r>
-        <w:t xml:space="preserve">:</w:t>
-      </w:r>
-    </w:p>
-    <w:p>
-      <w:pPr>
-        <w:pStyle w:val="Compact"/>
-        <w:numPr>
-          <w:ilvl w:val="0"/>
-          <w:numId w:val="1022"/>
-        </w:numPr>
-      </w:pPr>
-      <w:r>
-        <w:t xml:space="preserve">If</w:t>
-      </w:r>
-      <w:r>
-        <w:t xml:space="preserve"> </w:t>
-      </w:r>
-      <m:oMath>
-        <m:r>
-          <m:t>L</m:t>
-        </m:r>
-      </m:oMath>
-      <w:r>
-        <w:t xml:space="preserve"> </w:t>
-      </w:r>
-      <w:r>
-        <w:t xml:space="preserve">predicts outcome</w:t>
-      </w:r>
-      <w:r>
-        <w:t xml:space="preserve"> </w:t>
-      </w:r>
-      <m:oMath>
-        <m:r>
-          <m:t>Y</m:t>
-        </m:r>
-      </m:oMath>
-      <w:r>
-        <w:t xml:space="preserve">, adjusting for</w:t>
-      </w:r>
-      <w:r>
-        <w:t xml:space="preserve"> </w:t>
-      </w:r>
-      <m:oMath>
-        <m:r>
-          <m:t>L</m:t>
-        </m:r>
-      </m:oMath>
-      <w:r>
-        <w:t xml:space="preserve"> </w:t>
-      </w:r>
-      <w:r>
-        <w:t xml:space="preserve">reduces unexplained variability</w:t>
-      </w:r>
-    </w:p>
-    <w:p>
-      <w:pPr>
-        <w:pStyle w:val="Compact"/>
-        <w:numPr>
-          <w:ilvl w:val="0"/>
-          <w:numId w:val="1022"/>
-        </w:numPr>
-      </w:pPr>
-      <w:r>
-        <w:t xml:space="preserve">Leads to smaller standard errors and narrower confidence intervals</w:t>
-      </w:r>
-    </w:p>
-    <w:p>
-      <w:pPr>
-        <w:pStyle w:val="Compact"/>
-        <w:numPr>
-          <w:ilvl w:val="0"/>
-          <w:numId w:val="1022"/>
-        </w:numPr>
-      </w:pPr>
-      <w:r>
-        <w:t xml:space="preserve">Can increase statistical power</w:t>
+        <w:t xml:space="preserve">Why use super-population framework anyway?</w:t>
+      </w:r>
+    </w:p>
+    <w:p>
+      <w:pPr>
+        <w:pStyle w:val="BodyText"/>
+      </w:pPr>
+      <w:r>
+        <w:t xml:space="preserve">Even without actual random sampling, the super-population framework provides a convenient way to:</w:t>
+      </w:r>
+    </w:p>
+    <w:p>
+      <w:pPr>
+        <w:pStyle w:val="Compact"/>
+        <w:numPr>
+          <w:ilvl w:val="0"/>
+          <w:numId w:val="1016"/>
+        </w:numPr>
+      </w:pPr>
+      <w:r>
+        <w:t xml:space="preserve">Quantify uncertainty via confidence intervals</w:t>
+      </w:r>
+    </w:p>
+    <w:p>
+      <w:pPr>
+        <w:pStyle w:val="Compact"/>
+        <w:numPr>
+          <w:ilvl w:val="0"/>
+          <w:numId w:val="1016"/>
+        </w:numPr>
+      </w:pPr>
+      <w:r>
+        <w:t xml:space="preserve">Use standard statistical methods</w:t>
+      </w:r>
+    </w:p>
+    <w:p>
+      <w:pPr>
+        <w:pStyle w:val="Compact"/>
+        <w:numPr>
+          <w:ilvl w:val="0"/>
+          <w:numId w:val="1016"/>
+        </w:numPr>
+      </w:pPr>
+      <w:r>
+        <w:t xml:space="preserve">Think about generalizability</w:t>
       </w:r>
     </w:p>
     <w:p>
@@ -3781,91 +3347,25 @@
           <w:b/>
           <w:bCs/>
         </w:rPr>
-        <w:t xml:space="preserve">No bias introduced</w:t>
-      </w:r>
-      <w:r>
-        <w:t xml:space="preserve">:</w:t>
-      </w:r>
-    </w:p>
-    <w:p>
-      <w:pPr>
-        <w:pStyle w:val="Compact"/>
-        <w:numPr>
-          <w:ilvl w:val="0"/>
-          <w:numId w:val="1023"/>
-        </w:numPr>
-      </w:pPr>
-      <w:r>
-        <w:t xml:space="preserve">If</w:t>
-      </w:r>
-      <w:r>
-        <w:t xml:space="preserve"> </w:t>
-      </w:r>
-      <m:oMath>
-        <m:r>
-          <m:t>L</m:t>
-        </m:r>
-      </m:oMath>
-      <w:r>
-        <w:t xml:space="preserve"> </w:t>
-      </w:r>
-      <w:r>
-        <w:t xml:space="preserve">is measured before treatment assignment</w:t>
-      </w:r>
-    </w:p>
-    <w:p>
-      <w:pPr>
-        <w:pStyle w:val="Compact"/>
-        <w:numPr>
-          <w:ilvl w:val="0"/>
-          <w:numId w:val="1023"/>
-        </w:numPr>
-      </w:pPr>
-      <w:r>
-        <w:t xml:space="preserve">And randomization ensures</w:t>
-      </w:r>
-      <w:r>
-        <w:t xml:space="preserve"> </w:t>
-      </w:r>
-      <m:oMath>
-        <m:r>
-          <m:t>L</m:t>
-        </m:r>
-        <m:r>
-          <m:rPr>
-            <m:sty m:val="p"/>
-          </m:rPr>
-          <m:t>⟂</m:t>
-        </m:r>
-        <m:r>
-          <m:t>A</m:t>
-        </m:r>
-      </m:oMath>
-    </w:p>
-    <w:p>
-      <w:pPr>
-        <w:pStyle w:val="Compact"/>
-        <w:numPr>
-          <w:ilvl w:val="0"/>
-          <w:numId w:val="1023"/>
-        </w:numPr>
-      </w:pPr>
-      <w:r>
-        <w:t xml:space="preserve">Then adjusting for</w:t>
-      </w:r>
-      <w:r>
-        <w:t xml:space="preserve"> </w:t>
-      </w:r>
-      <m:oMath>
-        <m:r>
-          <m:t>L</m:t>
-        </m:r>
-      </m:oMath>
-      <w:r>
-        <w:t xml:space="preserve"> </w:t>
-      </w:r>
-      <w:r>
-        <w:t xml:space="preserve">doesn’t create confounding</w:t>
+        <w:t xml:space="preserve">Alternative: Randomization-based inference</w:t>
+      </w:r>
+    </w:p>
+    <w:p>
+      <w:pPr>
+        <w:pStyle w:val="BodyText"/>
+      </w:pPr>
+      <w:r>
+        <w:t xml:space="preserve">Some authors prefer inference based solely on the randomization of treatment within the observed sample, without invoking a super-population. This approach has different technical requirements.</w:t>
+      </w:r>
+    </w:p>
+    <w:bookmarkEnd w:id="26"/>
+    <w:bookmarkStart w:id="27" w:name="practical-implications"/>
+    <w:p>
+      <w:pPr>
+        <w:pStyle w:val="Heading3"/>
+      </w:pPr>
+      <w:r>
+        <w:t xml:space="preserve">3.3 Practical Implications</w:t>
       </w:r>
     </w:p>
     <w:p>
@@ -3873,33 +3373,62 @@
         <w:pStyle w:val="FirstParagraph"/>
       </w:pPr>
       <w:r>
-        <w:rPr>
-          <w:b/>
-          <w:bCs/>
-        </w:rPr>
-        <w:t xml:space="preserve">Practical recommendation</w:t>
-      </w:r>
-      <w:r>
-        <w:t xml:space="preserve">:</w:t>
-      </w:r>
-    </w:p>
-    <w:p>
-      <w:pPr>
-        <w:pStyle w:val="BodyText"/>
-      </w:pPr>
-      <w:r>
-        <w:t xml:space="preserve">In randomized trials, pre-specify baseline covariates to adjust for. This improves efficiency without cherry-picking.</w:t>
+        <w:t xml:space="preserve">Most applied researchers use confidence intervals computed under the super-population framework, even when:</w:t>
+      </w:r>
+    </w:p>
+    <w:p>
+      <w:pPr>
+        <w:pStyle w:val="Compact"/>
+        <w:numPr>
+          <w:ilvl w:val="0"/>
+          <w:numId w:val="1017"/>
+        </w:numPr>
+      </w:pPr>
+      <w:r>
+        <w:t xml:space="preserve">No random sampling was performed</w:t>
+      </w:r>
+    </w:p>
+    <w:p>
+      <w:pPr>
+        <w:pStyle w:val="Compact"/>
+        <w:numPr>
+          <w:ilvl w:val="0"/>
+          <w:numId w:val="1017"/>
+        </w:numPr>
+      </w:pPr>
+      <w:r>
+        <w:t xml:space="preserve">The super-population is not well-defined</w:t>
+      </w:r>
+    </w:p>
+    <w:p>
+      <w:pPr>
+        <w:pStyle w:val="Compact"/>
+        <w:numPr>
+          <w:ilvl w:val="0"/>
+          <w:numId w:val="1017"/>
+        </w:numPr>
+      </w:pPr>
+      <w:r>
+        <w:t xml:space="preserve">Generalization to a specific population is unclear</w:t>
+      </w:r>
+    </w:p>
+    <w:p>
+      <w:pPr>
+        <w:pStyle w:val="FirstParagraph"/>
+      </w:pPr>
+      <w:r>
+        <w:t xml:space="preserve">This practice is justified by the convenience and familiarity of standard methods, though it requires careful interpretation.</w:t>
       </w:r>
     </w:p>
     <w:bookmarkEnd w:id="27"/>
     <w:bookmarkEnd w:id="28"/>
-    <w:bookmarkStart w:id="33" w:name="the-curse-of-dimensionality-pp.-140-142"/>
+    <w:bookmarkStart w:id="32" w:name="the-conditionality-principle-pp.-139-140"/>
     <w:p>
       <w:pPr>
         <w:pStyle w:val="Heading2"/>
       </w:pPr>
       <w:r>
-        <w:t xml:space="preserve">5 10.5 The Curse of Dimensionality (pp. 140-142)</w:t>
+        <w:t xml:space="preserve">4 10.4 The Conditionality Principle (pp. 139-140)</w:t>
       </w:r>
     </w:p>
     <w:p>
@@ -3907,6 +3436,23 @@
         <w:pict>
           <v:rect style="width:0;height:1.5pt" o:hralign="center" o:hrstd="t" o:hr="t"/>
         </w:pict>
+      </w:r>
+    </w:p>
+    <w:p>
+      <w:pPr>
+        <w:pStyle w:val="FirstParagraph"/>
+      </w:pPr>
+      <w:r>
+        <w:t xml:space="preserve">When should we condition on variables when computing causal effects and their standard errors?</w:t>
+      </w:r>
+    </w:p>
+    <w:bookmarkStart w:id="30" w:name="the-principle"/>
+    <w:p>
+      <w:pPr>
+        <w:pStyle w:val="Heading3"/>
+      </w:pPr>
+      <w:r>
+        <w:t xml:space="preserve">4.1 The Principle</w:t>
       </w:r>
     </w:p>
     <w:tbl>
@@ -3943,7 +3489,7 @@
               <w:spacing w:before="16" w:after="64"/>
             </w:pPr>
           </w:p>
-          <w:bookmarkStart w:id="29" w:name="def-curse-of-dimensionality"/>
+          <w:bookmarkStart w:id="29" w:name="def-conditionality-principle"/>
           <w:p>
             <w:pPr>
               <w:pStyle w:val="BodyText"/>
@@ -3953,7 +3499,587 @@
                 <w:b/>
                 <w:bCs/>
               </w:rPr>
-              <w:t xml:space="preserve">Definition 5 (Curse of Dimensionality)</w:t>
+              <w:t xml:space="preserve">Definition 7 (Conditionality Principle)</w:t>
+            </w:r>
+            <w:r>
+              <w:t xml:space="preserve"> </w:t>
+            </w:r>
+            <w:r>
+              <w:rPr>
+                <w:b/>
+                <w:bCs/>
+              </w:rPr>
+              <w:t xml:space="preserve">Conditionality principle</w:t>
+            </w:r>
+            <w:r>
+              <w:t xml:space="preserve">: If a variable</w:t>
+            </w:r>
+            <w:r>
+              <w:t xml:space="preserve"> </w:t>
+            </w:r>
+            <m:oMath>
+              <m:r>
+                <m:t>L</m:t>
+              </m:r>
+            </m:oMath>
+            <w:r>
+              <w:t xml:space="preserve"> </w:t>
+            </w:r>
+            <w:r>
+              <w:t xml:space="preserve">is independent of treatment</w:t>
+            </w:r>
+            <w:r>
+              <w:t xml:space="preserve"> </w:t>
+            </w:r>
+            <m:oMath>
+              <m:r>
+                <m:t>A</m:t>
+              </m:r>
+            </m:oMath>
+            <w:r>
+              <w:t xml:space="preserve"> </w:t>
+            </w:r>
+            <w:r>
+              <w:t xml:space="preserve">and outcome</w:t>
+            </w:r>
+            <w:r>
+              <w:t xml:space="preserve"> </w:t>
+            </w:r>
+            <m:oMath>
+              <m:r>
+                <m:t>Y</m:t>
+              </m:r>
+            </m:oMath>
+            <w:r>
+              <w:t xml:space="preserve"> </w:t>
+            </w:r>
+            <w:r>
+              <w:t xml:space="preserve">under the intervention, we may condition on</w:t>
+            </w:r>
+            <w:r>
+              <w:t xml:space="preserve"> </w:t>
+            </w:r>
+            <m:oMath>
+              <m:r>
+                <m:t>L</m:t>
+              </m:r>
+            </m:oMath>
+            <w:r>
+              <w:t xml:space="preserve"> </w:t>
+            </w:r>
+            <w:r>
+              <w:t xml:space="preserve">when computing estimates and standard errors without affecting validity.</w:t>
+            </w:r>
+          </w:p>
+          <w:bookmarkEnd w:id="29"/>
+        </w:tc>
+      </w:tr>
+    </w:tbl>
+    <w:bookmarkEnd w:id="30"/>
+    <w:bookmarkStart w:id="31" w:name="applications"/>
+    <w:p>
+      <w:pPr>
+        <w:pStyle w:val="Heading3"/>
+      </w:pPr>
+      <w:r>
+        <w:t xml:space="preserve">4.2 Applications</w:t>
+      </w:r>
+    </w:p>
+    <w:p>
+      <w:pPr>
+        <w:pStyle w:val="FirstParagraph"/>
+      </w:pPr>
+      <w:r>
+        <w:rPr>
+          <w:b/>
+          <w:bCs/>
+        </w:rPr>
+        <w:t xml:space="preserve">Example 1: Stratified randomization</w:t>
+      </w:r>
+    </w:p>
+    <w:p>
+      <w:pPr>
+        <w:pStyle w:val="BodyText"/>
+      </w:pPr>
+      <w:r>
+        <w:t xml:space="preserve">If treatment is randomized within strata of sex</w:t>
+      </w:r>
+      <w:r>
+        <w:t xml:space="preserve"> </w:t>
+      </w:r>
+      <m:oMath>
+        <m:r>
+          <m:t>L</m:t>
+        </m:r>
+      </m:oMath>
+      <w:r>
+        <w:t xml:space="preserve">:</w:t>
+      </w:r>
+    </w:p>
+    <w:p>
+      <w:pPr>
+        <w:pStyle w:val="Compact"/>
+        <w:numPr>
+          <w:ilvl w:val="0"/>
+          <w:numId w:val="1018"/>
+        </w:numPr>
+      </w:pPr>
+      <w:r>
+        <w:t xml:space="preserve">Can estimate effects unconditional on</w:t>
+      </w:r>
+      <w:r>
+        <w:t xml:space="preserve"> </w:t>
+      </w:r>
+      <m:oMath>
+        <m:r>
+          <m:t>L</m:t>
+        </m:r>
+      </m:oMath>
+      <w:r>
+        <w:t xml:space="preserve"> </w:t>
+      </w:r>
+      <w:r>
+        <w:t xml:space="preserve">(marginal effects)</w:t>
+      </w:r>
+    </w:p>
+    <w:p>
+      <w:pPr>
+        <w:pStyle w:val="Compact"/>
+        <w:numPr>
+          <w:ilvl w:val="0"/>
+          <w:numId w:val="1018"/>
+        </w:numPr>
+      </w:pPr>
+      <w:r>
+        <w:t xml:space="preserve">Can estimate effects conditional on</w:t>
+      </w:r>
+      <w:r>
+        <w:t xml:space="preserve"> </w:t>
+      </w:r>
+      <m:oMath>
+        <m:r>
+          <m:t>L</m:t>
+        </m:r>
+      </m:oMath>
+      <w:r>
+        <w:t xml:space="preserve"> </w:t>
+      </w:r>
+      <w:r>
+        <w:t xml:space="preserve">(stratum-specific effects)</w:t>
+      </w:r>
+    </w:p>
+    <w:p>
+      <w:pPr>
+        <w:pStyle w:val="Compact"/>
+        <w:numPr>
+          <w:ilvl w:val="0"/>
+          <w:numId w:val="1018"/>
+        </w:numPr>
+      </w:pPr>
+      <w:r>
+        <w:t xml:space="preserve">Both are valid; choice depends on scientific question</w:t>
+      </w:r>
+    </w:p>
+    <w:p>
+      <w:pPr>
+        <w:pStyle w:val="FirstParagraph"/>
+      </w:pPr>
+      <w:r>
+        <w:rPr>
+          <w:b/>
+          <w:bCs/>
+        </w:rPr>
+        <w:t xml:space="preserve">Example 2: Baseline covariates in randomized trials</w:t>
+      </w:r>
+    </w:p>
+    <w:p>
+      <w:pPr>
+        <w:pStyle w:val="BodyText"/>
+      </w:pPr>
+      <w:r>
+        <w:t xml:space="preserve">Even when baseline covariates</w:t>
+      </w:r>
+      <w:r>
+        <w:t xml:space="preserve"> </w:t>
+      </w:r>
+      <m:oMath>
+        <m:r>
+          <m:t>L</m:t>
+        </m:r>
+      </m:oMath>
+      <w:r>
+        <w:t xml:space="preserve"> </w:t>
+      </w:r>
+      <w:r>
+        <w:t xml:space="preserve">are balanced across treatment groups:</w:t>
+      </w:r>
+    </w:p>
+    <w:p>
+      <w:pPr>
+        <w:pStyle w:val="Compact"/>
+        <w:numPr>
+          <w:ilvl w:val="0"/>
+          <w:numId w:val="1019"/>
+        </w:numPr>
+      </w:pPr>
+      <w:r>
+        <w:t xml:space="preserve">Conditioning on</w:t>
+      </w:r>
+      <w:r>
+        <w:t xml:space="preserve"> </w:t>
+      </w:r>
+      <m:oMath>
+        <m:r>
+          <m:t>L</m:t>
+        </m:r>
+      </m:oMath>
+      <w:r>
+        <w:t xml:space="preserve"> </w:t>
+      </w:r>
+      <w:r>
+        <w:t xml:space="preserve">may improve precision (narrower confidence intervals)</w:t>
+      </w:r>
+    </w:p>
+    <w:p>
+      <w:pPr>
+        <w:pStyle w:val="Compact"/>
+        <w:numPr>
+          <w:ilvl w:val="0"/>
+          <w:numId w:val="1019"/>
+        </w:numPr>
+      </w:pPr>
+      <w:r>
+        <w:t xml:space="preserve">Does not introduce bias if</w:t>
+      </w:r>
+      <w:r>
+        <w:t xml:space="preserve"> </w:t>
+      </w:r>
+      <m:oMath>
+        <m:r>
+          <m:t>L</m:t>
+        </m:r>
+      </m:oMath>
+      <w:r>
+        <w:t xml:space="preserve"> </w:t>
+      </w:r>
+      <w:r>
+        <w:t xml:space="preserve">is a pre-treatment variable</w:t>
+      </w:r>
+    </w:p>
+    <w:p>
+      <w:pPr>
+        <w:pStyle w:val="Compact"/>
+        <w:numPr>
+          <w:ilvl w:val="0"/>
+          <w:numId w:val="1019"/>
+        </w:numPr>
+      </w:pPr>
+      <w:r>
+        <w:t xml:space="preserve">Called</w:t>
+      </w:r>
+      <w:r>
+        <w:t xml:space="preserve"> </w:t>
+      </w:r>
+      <w:r>
+        <w:t xml:space="preserve">“covariate adjustment”</w:t>
+      </w:r>
+      <w:r>
+        <w:t xml:space="preserve"> </w:t>
+      </w:r>
+      <w:r>
+        <w:t xml:space="preserve">or</w:t>
+      </w:r>
+      <w:r>
+        <w:t xml:space="preserve"> </w:t>
+      </w:r>
+      <w:r>
+        <w:t xml:space="preserve">“regression adjustment”</w:t>
+      </w:r>
+    </w:p>
+    <w:p>
+      <w:pPr>
+        <w:pStyle w:val="FirstParagraph"/>
+      </w:pPr>
+      <w:r>
+        <w:rPr>
+          <w:b/>
+          <w:bCs/>
+        </w:rPr>
+        <w:t xml:space="preserve">Why condition on baseline variables?</w:t>
+      </w:r>
+    </w:p>
+    <w:p>
+      <w:pPr>
+        <w:pStyle w:val="BodyText"/>
+      </w:pPr>
+      <w:r>
+        <w:rPr>
+          <w:b/>
+          <w:bCs/>
+        </w:rPr>
+        <w:t xml:space="preserve">Precision gain</w:t>
+      </w:r>
+      <w:r>
+        <w:t xml:space="preserve">:</w:t>
+      </w:r>
+    </w:p>
+    <w:p>
+      <w:pPr>
+        <w:pStyle w:val="Compact"/>
+        <w:numPr>
+          <w:ilvl w:val="0"/>
+          <w:numId w:val="1020"/>
+        </w:numPr>
+      </w:pPr>
+      <w:r>
+        <w:t xml:space="preserve">If</w:t>
+      </w:r>
+      <w:r>
+        <w:t xml:space="preserve"> </w:t>
+      </w:r>
+      <m:oMath>
+        <m:r>
+          <m:t>L</m:t>
+        </m:r>
+      </m:oMath>
+      <w:r>
+        <w:t xml:space="preserve"> </w:t>
+      </w:r>
+      <w:r>
+        <w:t xml:space="preserve">predicts outcome</w:t>
+      </w:r>
+      <w:r>
+        <w:t xml:space="preserve"> </w:t>
+      </w:r>
+      <m:oMath>
+        <m:r>
+          <m:t>Y</m:t>
+        </m:r>
+      </m:oMath>
+      <w:r>
+        <w:t xml:space="preserve">, adjusting for</w:t>
+      </w:r>
+      <w:r>
+        <w:t xml:space="preserve"> </w:t>
+      </w:r>
+      <m:oMath>
+        <m:r>
+          <m:t>L</m:t>
+        </m:r>
+      </m:oMath>
+      <w:r>
+        <w:t xml:space="preserve"> </w:t>
+      </w:r>
+      <w:r>
+        <w:t xml:space="preserve">reduces unexplained variability</w:t>
+      </w:r>
+    </w:p>
+    <w:p>
+      <w:pPr>
+        <w:pStyle w:val="Compact"/>
+        <w:numPr>
+          <w:ilvl w:val="0"/>
+          <w:numId w:val="1020"/>
+        </w:numPr>
+      </w:pPr>
+      <w:r>
+        <w:t xml:space="preserve">Leads to smaller standard errors and narrower confidence intervals</w:t>
+      </w:r>
+    </w:p>
+    <w:p>
+      <w:pPr>
+        <w:pStyle w:val="Compact"/>
+        <w:numPr>
+          <w:ilvl w:val="0"/>
+          <w:numId w:val="1020"/>
+        </w:numPr>
+      </w:pPr>
+      <w:r>
+        <w:t xml:space="preserve">Can increase statistical power</w:t>
+      </w:r>
+    </w:p>
+    <w:p>
+      <w:pPr>
+        <w:pStyle w:val="FirstParagraph"/>
+      </w:pPr>
+      <w:r>
+        <w:rPr>
+          <w:b/>
+          <w:bCs/>
+        </w:rPr>
+        <w:t xml:space="preserve">No bias introduced</w:t>
+      </w:r>
+      <w:r>
+        <w:t xml:space="preserve">:</w:t>
+      </w:r>
+    </w:p>
+    <w:p>
+      <w:pPr>
+        <w:pStyle w:val="Compact"/>
+        <w:numPr>
+          <w:ilvl w:val="0"/>
+          <w:numId w:val="1021"/>
+        </w:numPr>
+      </w:pPr>
+      <w:r>
+        <w:t xml:space="preserve">If</w:t>
+      </w:r>
+      <w:r>
+        <w:t xml:space="preserve"> </w:t>
+      </w:r>
+      <m:oMath>
+        <m:r>
+          <m:t>L</m:t>
+        </m:r>
+      </m:oMath>
+      <w:r>
+        <w:t xml:space="preserve"> </w:t>
+      </w:r>
+      <w:r>
+        <w:t xml:space="preserve">is measured before treatment assignment</w:t>
+      </w:r>
+    </w:p>
+    <w:p>
+      <w:pPr>
+        <w:pStyle w:val="Compact"/>
+        <w:numPr>
+          <w:ilvl w:val="0"/>
+          <w:numId w:val="1021"/>
+        </w:numPr>
+      </w:pPr>
+      <w:r>
+        <w:t xml:space="preserve">And randomization ensures</w:t>
+      </w:r>
+      <w:r>
+        <w:t xml:space="preserve"> </w:t>
+      </w:r>
+      <m:oMath>
+        <m:r>
+          <m:t>L</m:t>
+        </m:r>
+        <m:r>
+          <m:rPr>
+            <m:sty m:val="p"/>
+          </m:rPr>
+          <m:t>⟂</m:t>
+        </m:r>
+        <m:r>
+          <m:t>A</m:t>
+        </m:r>
+      </m:oMath>
+    </w:p>
+    <w:p>
+      <w:pPr>
+        <w:pStyle w:val="Compact"/>
+        <w:numPr>
+          <w:ilvl w:val="0"/>
+          <w:numId w:val="1021"/>
+        </w:numPr>
+      </w:pPr>
+      <w:r>
+        <w:t xml:space="preserve">Then adjusting for</w:t>
+      </w:r>
+      <w:r>
+        <w:t xml:space="preserve"> </w:t>
+      </w:r>
+      <m:oMath>
+        <m:r>
+          <m:t>L</m:t>
+        </m:r>
+      </m:oMath>
+      <w:r>
+        <w:t xml:space="preserve"> </w:t>
+      </w:r>
+      <w:r>
+        <w:t xml:space="preserve">doesn’t create confounding</w:t>
+      </w:r>
+    </w:p>
+    <w:p>
+      <w:pPr>
+        <w:pStyle w:val="FirstParagraph"/>
+      </w:pPr>
+      <w:r>
+        <w:rPr>
+          <w:b/>
+          <w:bCs/>
+        </w:rPr>
+        <w:t xml:space="preserve">Practical recommendation</w:t>
+      </w:r>
+      <w:r>
+        <w:t xml:space="preserve">:</w:t>
+      </w:r>
+    </w:p>
+    <w:p>
+      <w:pPr>
+        <w:pStyle w:val="BodyText"/>
+      </w:pPr>
+      <w:r>
+        <w:t xml:space="preserve">In randomized trials, pre-specify baseline covariates to adjust for. This improves efficiency without cherry-picking.</w:t>
+      </w:r>
+    </w:p>
+    <w:bookmarkEnd w:id="31"/>
+    <w:bookmarkEnd w:id="32"/>
+    <w:bookmarkStart w:id="37" w:name="the-curse-of-dimensionality-pp.-140-142"/>
+    <w:p>
+      <w:pPr>
+        <w:pStyle w:val="Heading2"/>
+      </w:pPr>
+      <w:r>
+        <w:t xml:space="preserve">5 10.5 The Curse of Dimensionality (pp. 140-142)</w:t>
+      </w:r>
+    </w:p>
+    <w:p>
+      <w:r>
+        <w:pict>
+          <v:rect style="width:0;height:1.5pt" o:hralign="center" o:hrstd="t" o:hr="t"/>
+        </w:pict>
+      </w:r>
+    </w:p>
+    <w:tbl>
+      <w:tblPr>
+        <w:tblStyle w:val="Table"/>
+        <w:tblInd w:w="164" w:type="dxa"/>
+        <w:tblBorders>
+          <w:left w:val="single" w:sz="24" w:space="0" w:color="909090"/>
+        </w:tblBorders>
+        <w:tblCellMar>
+          <w:left w:w="0" w:type="dxa"/>
+          <w:right w:w="0" w:type="dxa"/>
+        </w:tblCellMar>
+        <w:tblLook w:firstRow="0" w:lastRow="0" w:firstColumn="0" w:lastColumn="0" w:noHBand="0" w:noVBand="0" w:val="0000"/>
+      </w:tblPr>
+      <w:tblGrid>
+        <w:gridCol w:w="7920"/>
+      </w:tblGrid>
+      <w:tr>
+        <w:trPr>
+          <w:cantSplit/>
+        </w:trPr>
+        <w:tc>
+          <w:tcPr>
+            <w:tcMar>
+              <w:left w:w="144" w:type="dxa"/>
+            </w:tcMar>
+          </w:tcPr>
+          <w:p>
+            <w:pPr>
+              <w:pStyle w:val="FirstParagraph"/>
+            </w:pPr>
+            <w:pPr>
+              <w:spacing w:before="16" w:after="64"/>
+            </w:pPr>
+          </w:p>
+          <w:bookmarkStart w:id="33" w:name="def-curse-of-dimensionality"/>
+          <w:p>
+            <w:pPr>
+              <w:pStyle w:val="BodyText"/>
+            </w:pPr>
+            <w:r>
+              <w:rPr>
+                <w:b/>
+                <w:bCs/>
+              </w:rPr>
+              <w:t xml:space="preserve">Definition 8 (Curse of Dimensionality)</w:t>
             </w:r>
             <w:r>
               <w:t xml:space="preserve"> </w:t>
@@ -3975,11 +4101,11 @@
               <w:t xml:space="preserve">.</w:t>
             </w:r>
           </w:p>
-          <w:bookmarkEnd w:id="29"/>
+          <w:bookmarkEnd w:id="33"/>
         </w:tc>
       </w:tr>
     </w:tbl>
-    <w:bookmarkStart w:id="30" w:name="the-problem"/>
+    <w:bookmarkStart w:id="34" w:name="the-problem"/>
     <w:p>
       <w:pPr>
         <w:pStyle w:val="Heading3"/>
@@ -4001,7 +4127,7 @@
         <w:pStyle w:val="Compact"/>
         <w:numPr>
           <w:ilvl w:val="0"/>
-          <w:numId w:val="1024"/>
+          <w:numId w:val="1022"/>
         </w:numPr>
       </w:pPr>
       <w:r>
@@ -4039,7 +4165,7 @@
         <w:pStyle w:val="Compact"/>
         <w:numPr>
           <w:ilvl w:val="0"/>
-          <w:numId w:val="1024"/>
+          <w:numId w:val="1022"/>
         </w:numPr>
       </w:pPr>
       <w:r>
@@ -4051,7 +4177,7 @@
         <w:pStyle w:val="Compact"/>
         <w:numPr>
           <w:ilvl w:val="0"/>
-          <w:numId w:val="1024"/>
+          <w:numId w:val="1022"/>
         </w:numPr>
       </w:pPr>
       <w:r>
@@ -4078,7 +4204,7 @@
         <w:pStyle w:val="Compact"/>
         <w:numPr>
           <w:ilvl w:val="0"/>
-          <w:numId w:val="1025"/>
+          <w:numId w:val="1023"/>
         </w:numPr>
       </w:pPr>
       <w:r>
@@ -4097,7 +4223,7 @@
         <w:pStyle w:val="Compact"/>
         <w:numPr>
           <w:ilvl w:val="0"/>
-          <w:numId w:val="1025"/>
+          <w:numId w:val="1023"/>
         </w:numPr>
       </w:pPr>
       <w:r>
@@ -4116,7 +4242,7 @@
         <w:pStyle w:val="Compact"/>
         <w:numPr>
           <w:ilvl w:val="0"/>
-          <w:numId w:val="1025"/>
+          <w:numId w:val="1023"/>
         </w:numPr>
       </w:pPr>
       <w:r>
@@ -4130,8 +4256,8 @@
         <w:t xml:space="preserve">: Cannot stratify on so many variables simultaneously</w:t>
       </w:r>
     </w:p>
-    <w:bookmarkEnd w:id="30"/>
-    <w:bookmarkStart w:id="31" w:name="the-solution-parametric-models"/>
+    <w:bookmarkEnd w:id="34"/>
+    <w:bookmarkStart w:id="35" w:name="the-solution-parametric-models"/>
     <w:p>
       <w:pPr>
         <w:pStyle w:val="Heading3"/>
@@ -4163,7 +4289,7 @@
         <w:pStyle w:val="Compact"/>
         <w:numPr>
           <w:ilvl w:val="0"/>
-          <w:numId w:val="1026"/>
+          <w:numId w:val="1024"/>
         </w:numPr>
       </w:pPr>
       <w:r>
@@ -4295,7 +4421,7 @@
         <w:pStyle w:val="Compact"/>
         <w:numPr>
           <w:ilvl w:val="0"/>
-          <w:numId w:val="1026"/>
+          <w:numId w:val="1024"/>
         </w:numPr>
       </w:pPr>
       <w:r>
@@ -4425,7 +4551,7 @@
         <w:pStyle w:val="Compact"/>
         <w:numPr>
           <w:ilvl w:val="0"/>
-          <w:numId w:val="1027"/>
+          <w:numId w:val="1025"/>
         </w:numPr>
       </w:pPr>
       <w:r>
@@ -4449,7 +4575,7 @@
         <w:pStyle w:val="Compact"/>
         <w:numPr>
           <w:ilvl w:val="0"/>
-          <w:numId w:val="1027"/>
+          <w:numId w:val="1025"/>
         </w:numPr>
       </w:pPr>
       <w:r>
@@ -4461,7 +4587,7 @@
         <w:pStyle w:val="Compact"/>
         <w:numPr>
           <w:ilvl w:val="0"/>
-          <w:numId w:val="1027"/>
+          <w:numId w:val="1025"/>
         </w:numPr>
       </w:pPr>
       <w:r>
@@ -4488,7 +4614,7 @@
         <w:pStyle w:val="Compact"/>
         <w:numPr>
           <w:ilvl w:val="0"/>
-          <w:numId w:val="1028"/>
+          <w:numId w:val="1026"/>
         </w:numPr>
       </w:pPr>
       <w:r>
@@ -4507,7 +4633,7 @@
         <w:pStyle w:val="Compact"/>
         <w:numPr>
           <w:ilvl w:val="0"/>
-          <w:numId w:val="1028"/>
+          <w:numId w:val="1026"/>
         </w:numPr>
       </w:pPr>
       <w:r>
@@ -4557,7 +4683,7 @@
         <w:pStyle w:val="Compact"/>
         <w:numPr>
           <w:ilvl w:val="0"/>
-          <w:numId w:val="1029"/>
+          <w:numId w:val="1027"/>
         </w:numPr>
       </w:pPr>
       <w:r>
@@ -4576,7 +4702,7 @@
         <w:pStyle w:val="Compact"/>
         <w:numPr>
           <w:ilvl w:val="0"/>
-          <w:numId w:val="1029"/>
+          <w:numId w:val="1027"/>
         </w:numPr>
       </w:pPr>
       <w:r>
@@ -4595,7 +4721,7 @@
         <w:pStyle w:val="Compact"/>
         <w:numPr>
           <w:ilvl w:val="0"/>
-          <w:numId w:val="1029"/>
+          <w:numId w:val="1027"/>
         </w:numPr>
       </w:pPr>
       <w:r>
@@ -4629,7 +4755,7 @@
         <w:pStyle w:val="Compact"/>
         <w:numPr>
           <w:ilvl w:val="0"/>
-          <w:numId w:val="1030"/>
+          <w:numId w:val="1028"/>
         </w:numPr>
       </w:pPr>
       <w:r>
@@ -4641,7 +4767,7 @@
         <w:pStyle w:val="Compact"/>
         <w:numPr>
           <w:ilvl w:val="0"/>
-          <w:numId w:val="1030"/>
+          <w:numId w:val="1028"/>
         </w:numPr>
       </w:pPr>
       <w:r>
@@ -4653,7 +4779,7 @@
         <w:pStyle w:val="Compact"/>
         <w:numPr>
           <w:ilvl w:val="0"/>
-          <w:numId w:val="1030"/>
+          <w:numId w:val="1028"/>
         </w:numPr>
       </w:pPr>
       <w:r>
@@ -4665,7 +4791,7 @@
         <w:pStyle w:val="Compact"/>
         <w:numPr>
           <w:ilvl w:val="0"/>
-          <w:numId w:val="1030"/>
+          <w:numId w:val="1028"/>
         </w:numPr>
       </w:pPr>
       <w:r>
@@ -4692,7 +4818,7 @@
         <w:pStyle w:val="Compact"/>
         <w:numPr>
           <w:ilvl w:val="0"/>
-          <w:numId w:val="1031"/>
+          <w:numId w:val="1029"/>
         </w:numPr>
       </w:pPr>
       <w:r>
@@ -4704,7 +4830,7 @@
         <w:pStyle w:val="Compact"/>
         <w:numPr>
           <w:ilvl w:val="0"/>
-          <w:numId w:val="1031"/>
+          <w:numId w:val="1029"/>
         </w:numPr>
       </w:pPr>
       <w:r>
@@ -4782,7 +4908,7 @@
         <w:pStyle w:val="Compact"/>
         <w:numPr>
           <w:ilvl w:val="0"/>
-          <w:numId w:val="1031"/>
+          <w:numId w:val="1029"/>
         </w:numPr>
       </w:pPr>
       <w:r>
@@ -4849,15 +4975,15 @@
         <w:pStyle w:val="Compact"/>
         <w:numPr>
           <w:ilvl w:val="0"/>
-          <w:numId w:val="1031"/>
+          <w:numId w:val="1029"/>
         </w:numPr>
       </w:pPr>
       <w:r>
         <w:t xml:space="preserve">Matching: Need to find matches for all covariate patterns</w:t>
       </w:r>
     </w:p>
-    <w:bookmarkEnd w:id="31"/>
-    <w:bookmarkStart w:id="32" w:name="why-this-matters-for-part-ii"/>
+    <w:bookmarkEnd w:id="35"/>
+    <w:bookmarkStart w:id="36" w:name="why-this-matters-for-part-ii"/>
     <w:p>
       <w:pPr>
         <w:pStyle w:val="Heading3"/>
@@ -4879,7 +5005,7 @@
         <w:pStyle w:val="Compact"/>
         <w:numPr>
           <w:ilvl w:val="0"/>
-          <w:numId w:val="1032"/>
+          <w:numId w:val="1030"/>
         </w:numPr>
       </w:pPr>
       <w:r>
@@ -4891,7 +5017,7 @@
         <w:pStyle w:val="Compact"/>
         <w:numPr>
           <w:ilvl w:val="0"/>
-          <w:numId w:val="1032"/>
+          <w:numId w:val="1030"/>
         </w:numPr>
       </w:pPr>
       <w:r>
@@ -4903,7 +5029,7 @@
         <w:pStyle w:val="Compact"/>
         <w:numPr>
           <w:ilvl w:val="0"/>
-          <w:numId w:val="1032"/>
+          <w:numId w:val="1030"/>
         </w:numPr>
       </w:pPr>
       <w:r>
@@ -4918,9 +5044,9 @@
         <w:t xml:space="preserve">Understanding the curse of dimensionality motivates the need for these modeling approaches.</w:t>
       </w:r>
     </w:p>
-    <w:bookmarkEnd w:id="32"/>
-    <w:bookmarkEnd w:id="33"/>
-    <w:bookmarkStart w:id="34" w:name="summary"/>
+    <w:bookmarkEnd w:id="36"/>
+    <w:bookmarkEnd w:id="37"/>
+    <w:bookmarkStart w:id="38" w:name="summary"/>
     <w:p>
       <w:pPr>
         <w:pStyle w:val="Heading2"/>
@@ -4980,7 +5106,7 @@
         <w:pStyle w:val="Compact"/>
         <w:numPr>
           <w:ilvl w:val="0"/>
-          <w:numId w:val="1033"/>
+          <w:numId w:val="1031"/>
         </w:numPr>
       </w:pPr>
       <w:r>
@@ -4999,7 +5125,7 @@
         <w:pStyle w:val="Compact"/>
         <w:numPr>
           <w:ilvl w:val="1"/>
-          <w:numId w:val="1034"/>
+          <w:numId w:val="1032"/>
         </w:numPr>
       </w:pPr>
       <w:r>
@@ -5011,7 +5137,7 @@
         <w:pStyle w:val="Compact"/>
         <w:numPr>
           <w:ilvl w:val="1"/>
-          <w:numId w:val="1034"/>
+          <w:numId w:val="1032"/>
         </w:numPr>
       </w:pPr>
       <w:r>
@@ -5023,7 +5149,7 @@
         <w:pStyle w:val="Compact"/>
         <w:numPr>
           <w:ilvl w:val="0"/>
-          <w:numId w:val="1033"/>
+          <w:numId w:val="1031"/>
         </w:numPr>
       </w:pPr>
       <w:r>
@@ -5042,7 +5168,7 @@
         <w:pStyle w:val="Compact"/>
         <w:numPr>
           <w:ilvl w:val="1"/>
-          <w:numId w:val="1035"/>
+          <w:numId w:val="1033"/>
         </w:numPr>
       </w:pPr>
       <w:r>
@@ -5054,7 +5180,7 @@
         <w:pStyle w:val="Compact"/>
         <w:numPr>
           <w:ilvl w:val="1"/>
-          <w:numId w:val="1035"/>
+          <w:numId w:val="1033"/>
         </w:numPr>
       </w:pPr>
       <w:r>
@@ -5086,7 +5212,7 @@
         <w:pStyle w:val="Compact"/>
         <w:numPr>
           <w:ilvl w:val="1"/>
-          <w:numId w:val="1035"/>
+          <w:numId w:val="1033"/>
         </w:numPr>
       </w:pPr>
       <w:r>
@@ -5098,7 +5224,7 @@
         <w:pStyle w:val="Compact"/>
         <w:numPr>
           <w:ilvl w:val="0"/>
-          <w:numId w:val="1033"/>
+          <w:numId w:val="1031"/>
         </w:numPr>
       </w:pPr>
       <w:r>
@@ -5117,7 +5243,7 @@
         <w:pStyle w:val="Compact"/>
         <w:numPr>
           <w:ilvl w:val="1"/>
-          <w:numId w:val="1036"/>
+          <w:numId w:val="1034"/>
         </w:numPr>
       </w:pPr>
       <w:r>
@@ -5129,7 +5255,7 @@
         <w:pStyle w:val="Compact"/>
         <w:numPr>
           <w:ilvl w:val="1"/>
-          <w:numId w:val="1036"/>
+          <w:numId w:val="1034"/>
         </w:numPr>
       </w:pPr>
       <w:r>
@@ -5141,7 +5267,7 @@
         <w:pStyle w:val="Compact"/>
         <w:numPr>
           <w:ilvl w:val="1"/>
-          <w:numId w:val="1036"/>
+          <w:numId w:val="1034"/>
         </w:numPr>
       </w:pPr>
       <w:r>
@@ -5153,7 +5279,7 @@
         <w:pStyle w:val="Compact"/>
         <w:numPr>
           <w:ilvl w:val="0"/>
-          <w:numId w:val="1033"/>
+          <w:numId w:val="1031"/>
         </w:numPr>
       </w:pPr>
       <w:r>
@@ -5172,7 +5298,7 @@
         <w:pStyle w:val="Compact"/>
         <w:numPr>
           <w:ilvl w:val="1"/>
-          <w:numId w:val="1037"/>
+          <w:numId w:val="1035"/>
         </w:numPr>
       </w:pPr>
       <w:r>
@@ -5184,7 +5310,7 @@
         <w:pStyle w:val="Compact"/>
         <w:numPr>
           <w:ilvl w:val="1"/>
-          <w:numId w:val="1037"/>
+          <w:numId w:val="1035"/>
         </w:numPr>
       </w:pPr>
       <w:r>
@@ -5196,7 +5322,7 @@
         <w:pStyle w:val="Compact"/>
         <w:numPr>
           <w:ilvl w:val="0"/>
-          <w:numId w:val="1033"/>
+          <w:numId w:val="1031"/>
         </w:numPr>
       </w:pPr>
       <w:r>
@@ -5215,7 +5341,7 @@
         <w:pStyle w:val="Compact"/>
         <w:numPr>
           <w:ilvl w:val="1"/>
-          <w:numId w:val="1038"/>
+          <w:numId w:val="1036"/>
         </w:numPr>
       </w:pPr>
       <w:r>
@@ -5227,7 +5353,7 @@
         <w:pStyle w:val="Compact"/>
         <w:numPr>
           <w:ilvl w:val="1"/>
-          <w:numId w:val="1038"/>
+          <w:numId w:val="1036"/>
         </w:numPr>
       </w:pPr>
       <w:r>
@@ -5239,7 +5365,7 @@
         <w:pStyle w:val="Compact"/>
         <w:numPr>
           <w:ilvl w:val="1"/>
-          <w:numId w:val="1038"/>
+          <w:numId w:val="1036"/>
         </w:numPr>
       </w:pPr>
       <w:r>
@@ -5345,7 +5471,7 @@
         <w:pStyle w:val="Compact"/>
         <w:numPr>
           <w:ilvl w:val="0"/>
-          <w:numId w:val="1039"/>
+          <w:numId w:val="1037"/>
         </w:numPr>
       </w:pPr>
       <w:r>
@@ -5364,7 +5490,7 @@
         <w:pStyle w:val="Compact"/>
         <w:numPr>
           <w:ilvl w:val="0"/>
-          <w:numId w:val="1039"/>
+          <w:numId w:val="1037"/>
         </w:numPr>
       </w:pPr>
       <w:r>
@@ -5383,7 +5509,7 @@
         <w:pStyle w:val="Compact"/>
         <w:numPr>
           <w:ilvl w:val="0"/>
-          <w:numId w:val="1039"/>
+          <w:numId w:val="1037"/>
         </w:numPr>
       </w:pPr>
       <w:r>
@@ -5402,7 +5528,7 @@
         <w:pStyle w:val="Compact"/>
         <w:numPr>
           <w:ilvl w:val="0"/>
-          <w:numId w:val="1039"/>
+          <w:numId w:val="1037"/>
         </w:numPr>
       </w:pPr>
       <w:r>
@@ -5421,7 +5547,7 @@
         <w:pStyle w:val="Compact"/>
         <w:numPr>
           <w:ilvl w:val="0"/>
-          <w:numId w:val="1039"/>
+          <w:numId w:val="1037"/>
         </w:numPr>
       </w:pPr>
       <w:r>
@@ -5440,7 +5566,7 @@
         <w:pStyle w:val="Compact"/>
         <w:numPr>
           <w:ilvl w:val="0"/>
-          <w:numId w:val="1039"/>
+          <w:numId w:val="1037"/>
         </w:numPr>
       </w:pPr>
       <w:r>
@@ -5485,8 +5611,8 @@
         <w:t xml:space="preserve">In practice, we almost always need models. The question is not whether to make assumptions, but which assumptions to make and how to assess their plausibility.</w:t>
       </w:r>
     </w:p>
-    <w:bookmarkEnd w:id="34"/>
-    <w:bookmarkStart w:id="38" w:name="references"/>
+    <w:bookmarkEnd w:id="38"/>
+    <w:bookmarkStart w:id="42" w:name="references"/>
     <w:p>
       <w:pPr>
         <w:pStyle w:val="Heading2"/>
@@ -5502,8 +5628,8 @@
         </w:pict>
       </w:r>
     </w:p>
-    <w:bookmarkStart w:id="37" w:name="refs"/>
-    <w:bookmarkStart w:id="36" w:name="ref-hernan2020causal"/>
+    <w:bookmarkStart w:id="41" w:name="refs"/>
+    <w:bookmarkStart w:id="40" w:name="ref-hernan2020causal"/>
     <w:p>
       <w:pPr>
         <w:pStyle w:val="Bibliography"/>
@@ -5527,7 +5653,7 @@
       <w:r>
         <w:t xml:space="preserve"> </w:t>
       </w:r>
-      <w:hyperlink r:id="rId35">
+      <w:hyperlink r:id="rId39">
         <w:r>
           <w:rPr>
             <w:rStyle w:val="Hyperlink"/>
@@ -5539,9 +5665,9 @@
         <w:t xml:space="preserve">.</w:t>
       </w:r>
     </w:p>
-    <w:bookmarkEnd w:id="36"/>
-    <w:bookmarkEnd w:id="37"/>
-    <w:bookmarkEnd w:id="38"/>
+    <w:bookmarkEnd w:id="40"/>
+    <w:bookmarkEnd w:id="41"/>
+    <w:bookmarkEnd w:id="42"/>
     <w:sectPr>
       <w:footnotePr>
         <w:numRestart w:val="eachSect"/>
@@ -5886,9 +6012,6 @@
     <w:abstractNumId w:val="991"/>
   </w:num>
   <w:num w:numId="1006">
-    <w:abstractNumId w:val="991"/>
-  </w:num>
-  <w:num w:numId="1007">
     <w:abstractNumId w:val="99411"/>
     <w:lvlOverride w:ilvl="0">
       <w:startOverride w:val="1"/>
@@ -5918,10 +6041,10 @@
       <w:startOverride w:val="1"/>
     </w:lvlOverride>
   </w:num>
-  <w:num w:numId="1008">
+  <w:num w:numId="1007">
     <w:abstractNumId w:val="991"/>
   </w:num>
-  <w:num w:numId="1009">
+  <w:num w:numId="1008">
     <w:abstractNumId w:val="99411"/>
     <w:lvlOverride w:ilvl="0">
       <w:startOverride w:val="1"/>
@@ -5951,6 +6074,9 @@
       <w:startOverride w:val="1"/>
     </w:lvlOverride>
   </w:num>
+  <w:num w:numId="1009">
+    <w:abstractNumId w:val="991"/>
+  </w:num>
   <w:num w:numId="1010">
     <w:abstractNumId w:val="991"/>
   </w:num>
@@ -5964,6 +6090,12 @@
     <w:abstractNumId w:val="991"/>
   </w:num>
   <w:num w:numId="1014">
+    <w:abstractNumId w:val="991"/>
+  </w:num>
+  <w:num w:numId="1015">
+    <w:abstractNumId w:val="991"/>
+  </w:num>
+  <w:num w:numId="1016">
     <w:abstractNumId w:val="99411"/>
     <w:lvlOverride w:ilvl="0">
       <w:startOverride w:val="1"/>
@@ -5993,16 +6125,25 @@
       <w:startOverride w:val="1"/>
     </w:lvlOverride>
   </w:num>
-  <w:num w:numId="1015">
-    <w:abstractNumId w:val="991"/>
-  </w:num>
-  <w:num w:numId="1016">
-    <w:abstractNumId w:val="991"/>
-  </w:num>
   <w:num w:numId="1017">
     <w:abstractNumId w:val="991"/>
   </w:num>
   <w:num w:numId="1018">
+    <w:abstractNumId w:val="991"/>
+  </w:num>
+  <w:num w:numId="1019">
+    <w:abstractNumId w:val="991"/>
+  </w:num>
+  <w:num w:numId="1020">
+    <w:abstractNumId w:val="991"/>
+  </w:num>
+  <w:num w:numId="1021">
+    <w:abstractNumId w:val="991"/>
+  </w:num>
+  <w:num w:numId="1022">
+    <w:abstractNumId w:val="991"/>
+  </w:num>
+  <w:num w:numId="1023">
     <w:abstractNumId w:val="99411"/>
     <w:lvlOverride w:ilvl="0">
       <w:startOverride w:val="1"/>
@@ -6032,25 +6173,25 @@
       <w:startOverride w:val="1"/>
     </w:lvlOverride>
   </w:num>
-  <w:num w:numId="1019">
-    <w:abstractNumId w:val="991"/>
-  </w:num>
-  <w:num w:numId="1020">
-    <w:abstractNumId w:val="991"/>
-  </w:num>
-  <w:num w:numId="1021">
-    <w:abstractNumId w:val="991"/>
-  </w:num>
-  <w:num w:numId="1022">
-    <w:abstractNumId w:val="991"/>
-  </w:num>
-  <w:num w:numId="1023">
-    <w:abstractNumId w:val="991"/>
-  </w:num>
   <w:num w:numId="1024">
     <w:abstractNumId w:val="991"/>
   </w:num>
   <w:num w:numId="1025">
+    <w:abstractNumId w:val="991"/>
+  </w:num>
+  <w:num w:numId="1026">
+    <w:abstractNumId w:val="991"/>
+  </w:num>
+  <w:num w:numId="1027">
+    <w:abstractNumId w:val="991"/>
+  </w:num>
+  <w:num w:numId="1028">
+    <w:abstractNumId w:val="991"/>
+  </w:num>
+  <w:num w:numId="1029">
+    <w:abstractNumId w:val="991"/>
+  </w:num>
+  <w:num w:numId="1030">
     <w:abstractNumId w:val="99411"/>
     <w:lvlOverride w:ilvl="0">
       <w:startOverride w:val="1"/>
@@ -6080,25 +6221,7 @@
       <w:startOverride w:val="1"/>
     </w:lvlOverride>
   </w:num>
-  <w:num w:numId="1026">
-    <w:abstractNumId w:val="991"/>
-  </w:num>
-  <w:num w:numId="1027">
-    <w:abstractNumId w:val="991"/>
-  </w:num>
-  <w:num w:numId="1028">
-    <w:abstractNumId w:val="991"/>
-  </w:num>
-  <w:num w:numId="1029">
-    <w:abstractNumId w:val="991"/>
-  </w:num>
-  <w:num w:numId="1030">
-    <w:abstractNumId w:val="991"/>
-  </w:num>
   <w:num w:numId="1031">
-    <w:abstractNumId w:val="991"/>
-  </w:num>
-  <w:num w:numId="1032">
     <w:abstractNumId w:val="99411"/>
     <w:lvlOverride w:ilvl="0">
       <w:startOverride w:val="1"/>
@@ -6128,35 +6251,11 @@
       <w:startOverride w:val="1"/>
     </w:lvlOverride>
   </w:num>
+  <w:num w:numId="1032">
+    <w:abstractNumId w:val="991"/>
+  </w:num>
   <w:num w:numId="1033">
-    <w:abstractNumId w:val="99411"/>
-    <w:lvlOverride w:ilvl="0">
-      <w:startOverride w:val="1"/>
-    </w:lvlOverride>
-    <w:lvlOverride w:ilvl="1">
-      <w:startOverride w:val="1"/>
-    </w:lvlOverride>
-    <w:lvlOverride w:ilvl="2">
-      <w:startOverride w:val="1"/>
-    </w:lvlOverride>
-    <w:lvlOverride w:ilvl="3">
-      <w:startOverride w:val="1"/>
-    </w:lvlOverride>
-    <w:lvlOverride w:ilvl="4">
-      <w:startOverride w:val="1"/>
-    </w:lvlOverride>
-    <w:lvlOverride w:ilvl="5">
-      <w:startOverride w:val="1"/>
-    </w:lvlOverride>
-    <w:lvlOverride w:ilvl="6">
-      <w:startOverride w:val="1"/>
-    </w:lvlOverride>
-    <w:lvlOverride w:ilvl="7">
-      <w:startOverride w:val="1"/>
-    </w:lvlOverride>
-    <w:lvlOverride w:ilvl="8">
-      <w:startOverride w:val="1"/>
-    </w:lvlOverride>
+    <w:abstractNumId w:val="991"/>
   </w:num>
   <w:num w:numId="1034">
     <w:abstractNumId w:val="991"/>
@@ -6168,12 +6267,6 @@
     <w:abstractNumId w:val="991"/>
   </w:num>
   <w:num w:numId="1037">
-    <w:abstractNumId w:val="991"/>
-  </w:num>
-  <w:num w:numId="1038">
-    <w:abstractNumId w:val="991"/>
-  </w:num>
-  <w:num w:numId="1039">
     <w:abstractNumId w:val="991"/>
   </w:num>
 </w:numbering>
